--- a/documentacao/arquivos/principal/LabMedSys - Modulo Principal - Parecer da Versao Nova.docx
+++ b/documentacao/arquivos/principal/LabMedSys - Modulo Principal - Parecer da Versao Nova.docx
@@ -4,3423 +4,32 @@
   <w:body>
     <w:p>
       <w:pPr>
-        <w:rPr>
-          <w:b/>
-          <w:sz w:val="36"/>
-          <w:szCs w:val="36"/>
-        </w:rPr>
-      </w:pPr>
-      <w:bookmarkStart w:id="0" w:name="_Hlk166535047"/>
-    </w:p>
-    <w:p>
-      <w:pPr>
-        <w:rPr>
-          <w:b/>
-          <w:sz w:val="36"/>
-          <w:szCs w:val="36"/>
-        </w:rPr>
-      </w:pPr>
-    </w:p>
-    <w:p>
-      <w:pPr>
-        <w:rPr>
-          <w:b/>
-          <w:sz w:val="36"/>
-          <w:szCs w:val="36"/>
-        </w:rPr>
-      </w:pPr>
-    </w:p>
-    <w:p>
-      <w:pPr>
-        <w:rPr>
-          <w:b/>
-          <w:sz w:val="36"/>
-          <w:szCs w:val="36"/>
-        </w:rPr>
-      </w:pPr>
-    </w:p>
-    <w:p>
-      <w:pPr>
-        <w:rPr>
-          <w:sz w:val="40"/>
-          <w:szCs w:val="40"/>
-        </w:rPr>
-      </w:pPr>
-      <w:bookmarkStart w:id="1" w:name="_heading=h.gjdgxs"/>
-      <w:bookmarkEnd w:id="1"/>
-    </w:p>
-    <w:p>
-      <w:pPr>
-        <w:jc w:val="center"/>
-        <w:rPr>
-          <w:sz w:val="56"/>
-          <w:szCs w:val="56"/>
-        </w:rPr>
-      </w:pPr>
-      <w:bookmarkStart w:id="2" w:name="_heading=h.30j0zll"/>
-      <w:bookmarkEnd w:id="2"/>
+        <w:spacing w:before="0" w:after="60"/>
+      </w:pPr>
       <w:r>
         <w:rPr>
           <w:b/>
-          <w:sz w:val="56"/>
-          <w:szCs w:val="56"/>
+          <w:bCs/>
+          <w:sz w:val="32"/>
+          <w:szCs w:val="32"/>
         </w:rPr>
-        <w:t>LabMedSys</w:t>
+        <w:t xml:space="preserve">Parecer da versão nova</w:t>
       </w:r>
     </w:p>
     <w:p>
       <w:pPr>
-        <w:jc w:val="center"/>
-        <w:rPr>
-          <w:b/>
-          <w:sz w:val="40"/>
-          <w:szCs w:val="40"/>
-        </w:rPr>
-      </w:pPr>
-    </w:p>
-    <w:p>
-      <w:pPr>
-        <w:jc w:val="center"/>
-        <w:rPr>
-          <w:b/>
-          <w:sz w:val="40"/>
-          <w:szCs w:val="40"/>
-        </w:rPr>
-      </w:pPr>
-    </w:p>
-    <w:p>
-      <w:pPr>
-        <w:jc w:val="center"/>
-        <w:rPr>
-          <w:b/>
-          <w:sz w:val="40"/>
-          <w:szCs w:val="40"/>
-        </w:rPr>
-      </w:pPr>
-    </w:p>
-    <w:p>
-      <w:pPr>
-        <w:jc w:val="center"/>
-        <w:rPr>
-          <w:b/>
-          <w:sz w:val="40"/>
-          <w:szCs w:val="40"/>
-        </w:rPr>
-      </w:pPr>
-    </w:p>
-    <w:p>
-      <w:pPr>
-        <w:jc w:val="center"/>
-        <w:rPr>
-          <w:b/>
-          <w:sz w:val="40"/>
-          <w:szCs w:val="40"/>
-        </w:rPr>
-      </w:pPr>
-    </w:p>
-    <w:p>
-      <w:pPr>
-        <w:jc w:val="center"/>
-        <w:rPr>
-          <w:b/>
-          <w:sz w:val="40"/>
-          <w:szCs w:val="40"/>
-        </w:rPr>
-      </w:pPr>
-    </w:p>
-    <w:p>
-      <w:pPr>
-        <w:jc w:val="center"/>
-        <w:rPr>
-          <w:b/>
-          <w:sz w:val="40"/>
-          <w:szCs w:val="40"/>
-        </w:rPr>
-      </w:pPr>
-    </w:p>
-    <w:p>
-      <w:pPr>
-        <w:pStyle w:val="titulo"/>
-        <w:spacing w:before="0" w:after="0" w:line="360" w:lineRule="auto"/>
-      </w:pPr>
-    </w:p>
-    <w:p>
-      <w:pPr>
-        <w:spacing w:before="0" w:after="0" w:line="360" w:lineRule="auto"/>
-        <w:jc w:val="right"/>
-        <w:rPr>
-          <w:rFonts w:cs="Arial"/>
-          <w:b/>
-          <w:bCs/>
-          <w:sz w:val="36"/>
-          <w:szCs w:val="36"/>
-        </w:rPr>
-      </w:pPr>
-    </w:p>
-    <w:p>
-      <w:pPr>
-        <w:spacing w:before="0" w:after="0" w:line="360" w:lineRule="auto"/>
-        <w:jc w:val="right"/>
-      </w:pPr>
-    </w:p>
-    <w:p>
-      <w:pPr>
-        <w:spacing w:before="0" w:after="0" w:line="360" w:lineRule="auto"/>
-        <w:rPr>
-          <w:rFonts w:cs="Arial"/>
-          <w:b/>
-          <w:bCs/>
-          <w:sz w:val="36"/>
-          <w:szCs w:val="36"/>
-        </w:rPr>
-      </w:pPr>
-    </w:p>
-    <w:p>
-      <w:pPr>
-        <w:pStyle w:val="sistema"/>
-        <w:spacing w:after="0" w:line="360" w:lineRule="auto"/>
+        <w:pBdr>
+          <w:bottom w:val="single" w:sz="8" w:space="4" w:color="808080"/>
+        </w:pBdr>
+        <w:spacing w:before="0" w:after="160"/>
       </w:pPr>
       <w:r>
         <w:rPr>
-          <w:i w:val="0"/>
-          <w:szCs w:val="36"/>
+          <w:color w:val="595959"/>
+          <w:szCs w:val="20"/>
         </w:rPr>
-        <w:t>Módulo Principal</w:t>
+        <w:t xml:space="preserve">LabMedSys · Módulo Principal · 18/10/2026 · André Nardacci · documento versão 1.0</w:t>
       </w:r>
-    </w:p>
-    <w:p>
-      <w:pPr>
-        <w:pStyle w:val="sistema"/>
-        <w:spacing w:after="0" w:line="360" w:lineRule="auto"/>
-      </w:pPr>
-      <w:r>
-        <w:rPr>
-          <w:i w:val="0"/>
-          <w:szCs w:val="36"/>
-        </w:rPr>
-        <w:t>Parecer da versão nova do Principal</w:t>
-      </w:r>
-    </w:p>
-    <w:p>
-      <w:pPr>
-        <w:pStyle w:val="versao"/>
-        <w:spacing w:line="360" w:lineRule="auto"/>
-      </w:pPr>
-      <w:r>
-        <w:rPr>
-          <w:sz w:val="36"/>
-          <w:szCs w:val="36"/>
-        </w:rPr>
-        <w:t xml:space="preserve">Versão </w:t>
-      </w:r>
-      <w:r>
-        <w:rPr>
-          <w:iCs/>
-          <w:sz w:val="36"/>
-          <w:szCs w:val="36"/>
-        </w:rPr>
-        <w:t>1.0</w:t>
-      </w:r>
-    </w:p>
-    <w:p/>
-    <w:p/>
-    <w:p/>
-    <w:p/>
-    <w:p/>
-    <w:p/>
-    <w:p/>
-    <w:p/>
-    <w:p/>
-    <w:p/>
-    <w:p>
-      <w:pPr>
-        <w:jc w:val="center"/>
-        <w:rPr>
-          <w:rFonts w:eastAsia="Arial" w:cs="Arial"/>
-          <w:b/>
-        </w:rPr>
-      </w:pPr>
-      <w:r>
-        <w:rPr>
-          <w:rFonts w:eastAsia="Arial" w:cs="Arial"/>
-          <w:b/>
-        </w:rPr>
-        <w:lastRenderedPageBreak/>
-        <w:t xml:space="preserve">Histórico de </w:t>
-      </w:r>
-      <w:r>
-        <w:rPr>
-          <w:rFonts w:eastAsia="Arial" w:cs="Arial"/>
-          <w:b/>
-        </w:rPr>
-        <w:t xml:space="preserve">Revisão e </w:t>
-      </w:r>
-      <w:r>
-        <w:rPr>
-          <w:rFonts w:eastAsia="Arial" w:cs="Arial"/>
-          <w:b/>
-        </w:rPr>
-        <w:t>E</w:t>
-      </w:r>
-      <w:r>
-        <w:rPr>
-          <w:rFonts w:eastAsia="Arial" w:cs="Arial"/>
-          <w:b/>
-        </w:rPr>
-        <w:t>nvolvidos</w:t>
-      </w:r>
-    </w:p>
-    <w:p>
-      <w:pPr>
-        <w:jc w:val="center"/>
-      </w:pPr>
-    </w:p>
-    <w:tbl>
-      <w:tblPr>
-        <w:tblW w:w="8760" w:type="dxa"/>
-        <w:tblBorders>
-          <w:top w:val="single" w:sz="4" w:space="0" w:color="000000"/>
-          <w:left w:val="single" w:sz="4" w:space="0" w:color="000000"/>
-          <w:bottom w:val="single" w:sz="4" w:space="0" w:color="000000"/>
-          <w:right w:val="single" w:sz="4" w:space="0" w:color="000000"/>
-          <w:insideH w:val="single" w:sz="4" w:space="0" w:color="000000"/>
-          <w:insideV w:val="single" w:sz="4" w:space="0" w:color="000000"/>
-        </w:tblBorders>
-        <w:tblLayout w:type="fixed"/>
-        <w:tblLook w:val="0400" w:firstRow="0" w:lastRow="0" w:firstColumn="0" w:lastColumn="0" w:noHBand="0" w:noVBand="1"/>
-      </w:tblPr>
-      <w:tblGrid>
-        <w:gridCol w:w="2638"/>
-        <w:gridCol w:w="2575"/>
-        <w:gridCol w:w="3547"/>
-      </w:tblGrid>
-      <w:tr>
-        <w:trPr>
-          <w:trHeight w:val="349"/>
-        </w:trPr>
-        <w:tc>
-          <w:tcPr>
-            <w:tcW w:w="2638" w:type="dxa"/>
-            <w:tcBorders>
-              <w:top w:val="single" w:sz="4" w:space="0" w:color="000000"/>
-              <w:left w:val="single" w:sz="4" w:space="0" w:color="000000"/>
-              <w:bottom w:val="single" w:sz="4" w:space="0" w:color="000000"/>
-              <w:right w:val="single" w:sz="4" w:space="0" w:color="000000"/>
-            </w:tcBorders>
-            <w:shd w:val="clear" w:color="auto" w:fill="BFBFBF"/>
-            <w:vAlign w:val="center"/>
-            <w:hideMark/>
-          </w:tcPr>
-          <w:p>
-            <w:pPr>
-              <w:jc w:val="center"/>
-              <w:rPr>
-                <w:b/>
-                <w:color w:val="000000"/>
-                <w:szCs w:val="20"/>
-              </w:rPr>
-            </w:pPr>
-            <w:r>
-              <w:rPr>
-                <w:b/>
-                <w:color w:val="000000"/>
-                <w:szCs w:val="20"/>
-              </w:rPr>
-              <w:t>Nome</w:t>
-            </w:r>
-          </w:p>
-        </w:tc>
-        <w:tc>
-          <w:tcPr>
-            <w:tcW w:w="2575" w:type="dxa"/>
-            <w:tcBorders>
-              <w:top w:val="single" w:sz="4" w:space="0" w:color="000000"/>
-              <w:left w:val="single" w:sz="4" w:space="0" w:color="000000"/>
-              <w:bottom w:val="single" w:sz="4" w:space="0" w:color="000000"/>
-              <w:right w:val="single" w:sz="4" w:space="0" w:color="000000"/>
-            </w:tcBorders>
-            <w:shd w:val="clear" w:color="auto" w:fill="BFBFBF"/>
-            <w:vAlign w:val="center"/>
-            <w:hideMark/>
-          </w:tcPr>
-          <w:p>
-            <w:pPr>
-              <w:jc w:val="center"/>
-              <w:rPr>
-                <w:b/>
-                <w:color w:val="000000"/>
-                <w:szCs w:val="20"/>
-              </w:rPr>
-            </w:pPr>
-            <w:r>
-              <w:rPr>
-                <w:b/>
-                <w:color w:val="000000"/>
-                <w:szCs w:val="20"/>
-              </w:rPr>
-              <w:t>Função</w:t>
-            </w:r>
-          </w:p>
-        </w:tc>
-        <w:tc>
-          <w:tcPr>
-            <w:tcW w:w="3547" w:type="dxa"/>
-            <w:tcBorders>
-              <w:top w:val="single" w:sz="4" w:space="0" w:color="000000"/>
-              <w:left w:val="single" w:sz="4" w:space="0" w:color="000000"/>
-              <w:bottom w:val="single" w:sz="4" w:space="0" w:color="000000"/>
-              <w:right w:val="single" w:sz="4" w:space="0" w:color="000000"/>
-            </w:tcBorders>
-            <w:shd w:val="clear" w:color="auto" w:fill="BFBFBF"/>
-            <w:vAlign w:val="center"/>
-            <w:hideMark/>
-          </w:tcPr>
-          <w:p>
-            <w:pPr>
-              <w:jc w:val="center"/>
-              <w:rPr>
-                <w:b/>
-                <w:color w:val="000000"/>
-                <w:szCs w:val="20"/>
-              </w:rPr>
-            </w:pPr>
-            <w:r>
-              <w:rPr>
-                <w:b/>
-                <w:color w:val="000000"/>
-                <w:szCs w:val="20"/>
-              </w:rPr>
-              <w:t>Contato</w:t>
-            </w:r>
-          </w:p>
-        </w:tc>
-      </w:tr>
-      <w:tr>
-        <w:trPr>
-          <w:trHeight w:val="421"/>
-        </w:trPr>
-        <w:tc>
-          <w:tcPr>
-            <w:tcW w:w="2638" w:type="dxa"/>
-            <w:tcBorders>
-              <w:top w:val="single" w:sz="4" w:space="0" w:color="000000"/>
-              <w:left w:val="single" w:sz="4" w:space="0" w:color="000000"/>
-              <w:bottom w:val="single" w:sz="4" w:space="0" w:color="000000"/>
-              <w:right w:val="single" w:sz="4" w:space="0" w:color="000000"/>
-            </w:tcBorders>
-            <w:vAlign w:val="center"/>
-          </w:tcPr>
-          <w:p>
-            <w:pPr>
-              <w:jc w:val="center"/>
-              <w:rPr>
-                <w:color w:val="000000" w:themeColor="text1"/>
-                <w:szCs w:val="20"/>
-              </w:rPr>
-            </w:pPr>
-            <w:r>
-              <w:rPr>
-                <w:color w:val="000000" w:themeColor="text1"/>
-                <w:szCs w:val="20"/>
-              </w:rPr>
-              <w:t xml:space="preserve">Rogério </w:t>
-            </w:r>
-          </w:p>
-        </w:tc>
-        <w:tc>
-          <w:tcPr>
-            <w:tcW w:w="2575" w:type="dxa"/>
-            <w:tcBorders>
-              <w:top w:val="single" w:sz="4" w:space="0" w:color="000000"/>
-              <w:left w:val="single" w:sz="4" w:space="0" w:color="000000"/>
-              <w:bottom w:val="single" w:sz="4" w:space="0" w:color="000000"/>
-              <w:right w:val="single" w:sz="4" w:space="0" w:color="000000"/>
-            </w:tcBorders>
-            <w:vAlign w:val="center"/>
-            <w:hideMark/>
-          </w:tcPr>
-          <w:p>
-            <w:pPr>
-              <w:jc w:val="center"/>
-              <w:rPr>
-                <w:color w:val="000000" w:themeColor="text1"/>
-                <w:szCs w:val="20"/>
-              </w:rPr>
-            </w:pPr>
-          </w:p>
-        </w:tc>
-        <w:tc>
-          <w:tcPr>
-            <w:tcW w:w="3547" w:type="dxa"/>
-            <w:tcBorders>
-              <w:top w:val="single" w:sz="4" w:space="0" w:color="000000"/>
-              <w:left w:val="single" w:sz="4" w:space="0" w:color="000000"/>
-              <w:bottom w:val="single" w:sz="4" w:space="0" w:color="000000"/>
-              <w:right w:val="single" w:sz="4" w:space="0" w:color="000000"/>
-            </w:tcBorders>
-            <w:vAlign w:val="center"/>
-            <w:hideMark/>
-          </w:tcPr>
-          <w:p>
-            <w:pPr>
-              <w:jc w:val="center"/>
-              <w:rPr>
-                <w:color w:val="000000" w:themeColor="text1"/>
-                <w:szCs w:val="20"/>
-              </w:rPr>
-            </w:pPr>
-          </w:p>
-        </w:tc>
-      </w:tr>
-      <w:tr>
-        <w:trPr>
-          <w:trHeight w:val="421"/>
-        </w:trPr>
-        <w:tc>
-          <w:tcPr>
-            <w:tcW w:w="2638" w:type="dxa"/>
-            <w:tcBorders>
-              <w:top w:val="single" w:sz="4" w:space="0" w:color="000000"/>
-              <w:left w:val="single" w:sz="4" w:space="0" w:color="000000"/>
-              <w:bottom w:val="single" w:sz="4" w:space="0" w:color="000000"/>
-              <w:right w:val="single" w:sz="4" w:space="0" w:color="000000"/>
-            </w:tcBorders>
-            <w:vAlign w:val="center"/>
-          </w:tcPr>
-          <w:p>
-            <w:pPr>
-              <w:jc w:val="center"/>
-              <w:rPr>
-                <w:color w:val="000000" w:themeColor="text1"/>
-                <w:szCs w:val="20"/>
-              </w:rPr>
-            </w:pPr>
-            <w:r>
-              <w:rPr>
-                <w:color w:val="000000" w:themeColor="text1"/>
-                <w:szCs w:val="20"/>
-              </w:rPr>
-              <w:t>Lúcia</w:t>
-            </w:r>
-          </w:p>
-        </w:tc>
-        <w:tc>
-          <w:tcPr>
-            <w:tcW w:w="2575" w:type="dxa"/>
-            <w:tcBorders>
-              <w:top w:val="single" w:sz="4" w:space="0" w:color="000000"/>
-              <w:left w:val="single" w:sz="4" w:space="0" w:color="000000"/>
-              <w:bottom w:val="single" w:sz="4" w:space="0" w:color="000000"/>
-              <w:right w:val="single" w:sz="4" w:space="0" w:color="000000"/>
-            </w:tcBorders>
-            <w:vAlign w:val="center"/>
-          </w:tcPr>
-          <w:p>
-            <w:pPr>
-              <w:jc w:val="center"/>
-              <w:rPr>
-                <w:color w:val="000000" w:themeColor="text1"/>
-                <w:szCs w:val="20"/>
-              </w:rPr>
-            </w:pPr>
-          </w:p>
-        </w:tc>
-        <w:tc>
-          <w:tcPr>
-            <w:tcW w:w="3547" w:type="dxa"/>
-            <w:tcBorders>
-              <w:top w:val="single" w:sz="4" w:space="0" w:color="000000"/>
-              <w:left w:val="single" w:sz="4" w:space="0" w:color="000000"/>
-              <w:bottom w:val="single" w:sz="4" w:space="0" w:color="000000"/>
-              <w:right w:val="single" w:sz="4" w:space="0" w:color="000000"/>
-            </w:tcBorders>
-            <w:vAlign w:val="center"/>
-          </w:tcPr>
-          <w:p>
-            <w:pPr>
-              <w:jc w:val="center"/>
-              <w:rPr>
-                <w:color w:val="000000" w:themeColor="text1"/>
-                <w:szCs w:val="20"/>
-              </w:rPr>
-            </w:pPr>
-          </w:p>
-        </w:tc>
-      </w:tr>
-      <w:tr>
-        <w:trPr>
-          <w:trHeight w:val="421"/>
-        </w:trPr>
-        <w:tc>
-          <w:tcPr>
-            <w:tcW w:w="2638" w:type="dxa"/>
-            <w:tcBorders>
-              <w:top w:val="single" w:sz="4" w:space="0" w:color="000000"/>
-              <w:left w:val="single" w:sz="4" w:space="0" w:color="000000"/>
-              <w:bottom w:val="single" w:sz="4" w:space="0" w:color="000000"/>
-              <w:right w:val="single" w:sz="4" w:space="0" w:color="000000"/>
-            </w:tcBorders>
-            <w:vAlign w:val="center"/>
-          </w:tcPr>
-          <w:p>
-            <w:pPr>
-              <w:jc w:val="center"/>
-              <w:rPr>
-                <w:color w:val="000000" w:themeColor="text1"/>
-                <w:szCs w:val="20"/>
-              </w:rPr>
-            </w:pPr>
-            <w:r>
-              <w:rPr>
-                <w:color w:val="000000" w:themeColor="text1"/>
-                <w:szCs w:val="20"/>
-              </w:rPr>
-              <w:t>Balocco</w:t>
-            </w:r>
-          </w:p>
-        </w:tc>
-        <w:tc>
-          <w:tcPr>
-            <w:tcW w:w="2575" w:type="dxa"/>
-            <w:tcBorders>
-              <w:top w:val="single" w:sz="4" w:space="0" w:color="000000"/>
-              <w:left w:val="single" w:sz="4" w:space="0" w:color="000000"/>
-              <w:bottom w:val="single" w:sz="4" w:space="0" w:color="000000"/>
-              <w:right w:val="single" w:sz="4" w:space="0" w:color="000000"/>
-            </w:tcBorders>
-            <w:vAlign w:val="center"/>
-          </w:tcPr>
-          <w:p>
-            <w:pPr>
-              <w:jc w:val="center"/>
-              <w:rPr>
-                <w:color w:val="000000" w:themeColor="text1"/>
-                <w:szCs w:val="20"/>
-              </w:rPr>
-            </w:pPr>
-          </w:p>
-        </w:tc>
-        <w:tc>
-          <w:tcPr>
-            <w:tcW w:w="3547" w:type="dxa"/>
-            <w:tcBorders>
-              <w:top w:val="single" w:sz="4" w:space="0" w:color="000000"/>
-              <w:left w:val="single" w:sz="4" w:space="0" w:color="000000"/>
-              <w:bottom w:val="single" w:sz="4" w:space="0" w:color="000000"/>
-              <w:right w:val="single" w:sz="4" w:space="0" w:color="000000"/>
-            </w:tcBorders>
-            <w:vAlign w:val="center"/>
-          </w:tcPr>
-          <w:p>
-            <w:pPr>
-              <w:jc w:val="center"/>
-              <w:rPr>
-                <w:color w:val="000000" w:themeColor="text1"/>
-                <w:szCs w:val="20"/>
-              </w:rPr>
-            </w:pPr>
-          </w:p>
-        </w:tc>
-      </w:tr>
-      <w:tr>
-        <w:trPr>
-          <w:trHeight w:val="421"/>
-        </w:trPr>
-        <w:tc>
-          <w:tcPr>
-            <w:tcW w:w="2638" w:type="dxa"/>
-            <w:tcBorders>
-              <w:top w:val="single" w:sz="4" w:space="0" w:color="000000"/>
-              <w:left w:val="single" w:sz="4" w:space="0" w:color="000000"/>
-              <w:bottom w:val="single" w:sz="4" w:space="0" w:color="000000"/>
-              <w:right w:val="single" w:sz="4" w:space="0" w:color="000000"/>
-            </w:tcBorders>
-            <w:vAlign w:val="center"/>
-          </w:tcPr>
-          <w:p>
-            <w:pPr>
-              <w:jc w:val="center"/>
-              <w:rPr>
-                <w:color w:val="000000" w:themeColor="text1"/>
-                <w:szCs w:val="20"/>
-              </w:rPr>
-            </w:pPr>
-            <w:r>
-              <w:rPr>
-                <w:color w:val="000000" w:themeColor="text1"/>
-                <w:szCs w:val="20"/>
-              </w:rPr>
-              <w:t>Cláudio</w:t>
-            </w:r>
-          </w:p>
-        </w:tc>
-        <w:tc>
-          <w:tcPr>
-            <w:tcW w:w="2575" w:type="dxa"/>
-            <w:tcBorders>
-              <w:top w:val="single" w:sz="4" w:space="0" w:color="000000"/>
-              <w:left w:val="single" w:sz="4" w:space="0" w:color="000000"/>
-              <w:bottom w:val="single" w:sz="4" w:space="0" w:color="000000"/>
-              <w:right w:val="single" w:sz="4" w:space="0" w:color="000000"/>
-            </w:tcBorders>
-            <w:vAlign w:val="center"/>
-          </w:tcPr>
-          <w:p>
-            <w:pPr>
-              <w:jc w:val="center"/>
-              <w:rPr>
-                <w:color w:val="000000" w:themeColor="text1"/>
-                <w:szCs w:val="20"/>
-              </w:rPr>
-            </w:pPr>
-          </w:p>
-        </w:tc>
-        <w:tc>
-          <w:tcPr>
-            <w:tcW w:w="3547" w:type="dxa"/>
-            <w:tcBorders>
-              <w:top w:val="single" w:sz="4" w:space="0" w:color="000000"/>
-              <w:left w:val="single" w:sz="4" w:space="0" w:color="000000"/>
-              <w:bottom w:val="single" w:sz="4" w:space="0" w:color="000000"/>
-              <w:right w:val="single" w:sz="4" w:space="0" w:color="000000"/>
-            </w:tcBorders>
-            <w:vAlign w:val="center"/>
-          </w:tcPr>
-          <w:p>
-            <w:pPr>
-              <w:jc w:val="center"/>
-              <w:rPr>
-                <w:color w:val="000000" w:themeColor="text1"/>
-                <w:szCs w:val="20"/>
-              </w:rPr>
-            </w:pPr>
-          </w:p>
-        </w:tc>
-      </w:tr>
-      <w:tr>
-        <w:trPr>
-          <w:trHeight w:val="421"/>
-        </w:trPr>
-        <w:tc>
-          <w:tcPr>
-            <w:tcW w:w="2638" w:type="dxa"/>
-            <w:tcBorders>
-              <w:top w:val="single" w:sz="4" w:space="0" w:color="000000"/>
-              <w:left w:val="single" w:sz="4" w:space="0" w:color="000000"/>
-              <w:bottom w:val="single" w:sz="4" w:space="0" w:color="000000"/>
-              <w:right w:val="single" w:sz="4" w:space="0" w:color="000000"/>
-            </w:tcBorders>
-            <w:vAlign w:val="center"/>
-          </w:tcPr>
-          <w:p>
-            <w:pPr>
-              <w:jc w:val="center"/>
-              <w:rPr>
-                <w:color w:val="000000" w:themeColor="text1"/>
-                <w:szCs w:val="20"/>
-              </w:rPr>
-            </w:pPr>
-          </w:p>
-        </w:tc>
-        <w:tc>
-          <w:tcPr>
-            <w:tcW w:w="2575" w:type="dxa"/>
-            <w:tcBorders>
-              <w:top w:val="single" w:sz="4" w:space="0" w:color="000000"/>
-              <w:left w:val="single" w:sz="4" w:space="0" w:color="000000"/>
-              <w:bottom w:val="single" w:sz="4" w:space="0" w:color="000000"/>
-              <w:right w:val="single" w:sz="4" w:space="0" w:color="000000"/>
-            </w:tcBorders>
-            <w:vAlign w:val="center"/>
-          </w:tcPr>
-          <w:p>
-            <w:pPr>
-              <w:jc w:val="center"/>
-              <w:rPr>
-                <w:color w:val="000000" w:themeColor="text1"/>
-                <w:szCs w:val="20"/>
-              </w:rPr>
-            </w:pPr>
-          </w:p>
-        </w:tc>
-        <w:tc>
-          <w:tcPr>
-            <w:tcW w:w="3547" w:type="dxa"/>
-            <w:tcBorders>
-              <w:top w:val="single" w:sz="4" w:space="0" w:color="000000"/>
-              <w:left w:val="single" w:sz="4" w:space="0" w:color="000000"/>
-              <w:bottom w:val="single" w:sz="4" w:space="0" w:color="000000"/>
-              <w:right w:val="single" w:sz="4" w:space="0" w:color="000000"/>
-            </w:tcBorders>
-            <w:vAlign w:val="center"/>
-          </w:tcPr>
-          <w:p>
-            <w:pPr>
-              <w:jc w:val="center"/>
-              <w:rPr>
-                <w:color w:val="000000" w:themeColor="text1"/>
-                <w:szCs w:val="20"/>
-              </w:rPr>
-            </w:pPr>
-          </w:p>
-        </w:tc>
-      </w:tr>
-    </w:tbl>
-    <w:p>
-      <w:pPr>
-        <w:spacing w:after="0" w:line="360" w:lineRule="auto"/>
-      </w:pPr>
-    </w:p>
-    <w:tbl>
-      <w:tblPr>
-        <w:tblW w:w="9669" w:type="dxa"/>
-        <w:tblBorders>
-          <w:top w:val="single" w:sz="6" w:space="0" w:color="000000"/>
-          <w:left w:val="single" w:sz="6" w:space="0" w:color="000000"/>
-          <w:bottom w:val="single" w:sz="6" w:space="0" w:color="000000"/>
-          <w:insideH w:val="single" w:sz="6" w:space="0" w:color="000000"/>
-        </w:tblBorders>
-        <w:tblCellMar>
-          <w:left w:w="99" w:type="dxa"/>
-        </w:tblCellMar>
-        <w:tblLook w:val="0000" w:firstRow="0" w:lastRow="0" w:firstColumn="0" w:lastColumn="0" w:noHBand="0" w:noVBand="0"/>
-      </w:tblPr>
-      <w:tblGrid>
-        <w:gridCol w:w="1417"/>
-        <w:gridCol w:w="992"/>
-        <w:gridCol w:w="3969"/>
-        <w:gridCol w:w="3291"/>
-      </w:tblGrid>
-      <w:tr>
-        <w:tc>
-          <w:tcPr>
-            <w:tcW w:w="1417" w:type="dxa"/>
-            <w:tcBorders>
-              <w:top w:val="single" w:sz="6" w:space="0" w:color="000000"/>
-              <w:left w:val="single" w:sz="6" w:space="0" w:color="000000"/>
-              <w:bottom w:val="single" w:sz="6" w:space="0" w:color="000000"/>
-            </w:tcBorders>
-            <w:shd w:val="clear" w:color="auto" w:fill="DFDFDF"/>
-          </w:tcPr>
-          <w:p>
-            <w:pPr>
-              <w:keepLines/>
-              <w:jc w:val="center"/>
-              <w:rPr>
-                <w:rFonts w:eastAsia="Arial" w:cs="Arial"/>
-                <w:b/>
-                <w:color w:val="000000"/>
-                <w:szCs w:val="20"/>
-              </w:rPr>
-            </w:pPr>
-            <w:r>
-              <w:rPr>
-                <w:rFonts w:eastAsia="Arial" w:cs="Arial"/>
-                <w:b/>
-                <w:color w:val="000000"/>
-                <w:szCs w:val="20"/>
-              </w:rPr>
-              <w:t>Data</w:t>
-            </w:r>
-          </w:p>
-        </w:tc>
-        <w:tc>
-          <w:tcPr>
-            <w:tcW w:w="992" w:type="dxa"/>
-            <w:tcBorders>
-              <w:top w:val="single" w:sz="6" w:space="0" w:color="000000"/>
-              <w:left w:val="single" w:sz="6" w:space="0" w:color="000000"/>
-              <w:bottom w:val="single" w:sz="6" w:space="0" w:color="000000"/>
-            </w:tcBorders>
-            <w:shd w:val="clear" w:color="auto" w:fill="DFDFDF"/>
-          </w:tcPr>
-          <w:p>
-            <w:pPr>
-              <w:keepLines/>
-              <w:ind w:left="34"/>
-              <w:jc w:val="center"/>
-              <w:rPr>
-                <w:rFonts w:eastAsia="Arial" w:cs="Arial"/>
-                <w:b/>
-                <w:color w:val="000000"/>
-                <w:szCs w:val="20"/>
-              </w:rPr>
-            </w:pPr>
-            <w:r>
-              <w:rPr>
-                <w:rFonts w:eastAsia="Arial" w:cs="Arial"/>
-                <w:b/>
-                <w:color w:val="000000"/>
-                <w:szCs w:val="20"/>
-              </w:rPr>
-              <w:t>Versão</w:t>
-            </w:r>
-          </w:p>
-        </w:tc>
-        <w:tc>
-          <w:tcPr>
-            <w:tcW w:w="3969" w:type="dxa"/>
-            <w:tcBorders>
-              <w:top w:val="single" w:sz="6" w:space="0" w:color="000000"/>
-              <w:left w:val="single" w:sz="6" w:space="0" w:color="000000"/>
-              <w:bottom w:val="single" w:sz="6" w:space="0" w:color="000000"/>
-            </w:tcBorders>
-            <w:shd w:val="clear" w:color="auto" w:fill="DFDFDF"/>
-          </w:tcPr>
-          <w:p>
-            <w:pPr>
-              <w:keepLines/>
-              <w:ind w:left="34"/>
-              <w:jc w:val="center"/>
-              <w:rPr>
-                <w:rFonts w:eastAsia="Arial" w:cs="Arial"/>
-                <w:b/>
-                <w:color w:val="000000"/>
-                <w:szCs w:val="20"/>
-              </w:rPr>
-            </w:pPr>
-            <w:r>
-              <w:rPr>
-                <w:rFonts w:eastAsia="Arial" w:cs="Arial"/>
-                <w:b/>
-                <w:color w:val="000000"/>
-                <w:szCs w:val="20"/>
-              </w:rPr>
-              <w:t>Descrição</w:t>
-            </w:r>
-          </w:p>
-        </w:tc>
-        <w:tc>
-          <w:tcPr>
-            <w:tcW w:w="3291" w:type="dxa"/>
-            <w:tcBorders>
-              <w:top w:val="single" w:sz="6" w:space="0" w:color="000000"/>
-              <w:left w:val="single" w:sz="6" w:space="0" w:color="000000"/>
-              <w:bottom w:val="single" w:sz="6" w:space="0" w:color="000000"/>
-              <w:right w:val="single" w:sz="6" w:space="0" w:color="000000"/>
-            </w:tcBorders>
-            <w:shd w:val="clear" w:color="auto" w:fill="DFDFDF"/>
-          </w:tcPr>
-          <w:p>
-            <w:pPr>
-              <w:keepLines/>
-              <w:ind w:left="30"/>
-              <w:jc w:val="center"/>
-              <w:rPr>
-                <w:rFonts w:eastAsia="Arial" w:cs="Arial"/>
-                <w:b/>
-                <w:color w:val="000000"/>
-                <w:szCs w:val="20"/>
-              </w:rPr>
-            </w:pPr>
-            <w:r>
-              <w:rPr>
-                <w:rFonts w:eastAsia="Arial" w:cs="Arial"/>
-                <w:b/>
-                <w:color w:val="000000"/>
-                <w:szCs w:val="20"/>
-              </w:rPr>
-              <w:t>Autor</w:t>
-            </w:r>
-          </w:p>
-        </w:tc>
-      </w:tr>
-      <w:tr>
-        <w:tc>
-          <w:tcPr>
-            <w:tcW w:w="1417" w:type="dxa"/>
-            <w:tcBorders>
-              <w:top w:val="single" w:sz="6" w:space="0" w:color="000000"/>
-              <w:left w:val="single" w:sz="6" w:space="0" w:color="000000"/>
-              <w:bottom w:val="single" w:sz="6" w:space="0" w:color="000000"/>
-            </w:tcBorders>
-          </w:tcPr>
-          <w:p>
-            <w:pPr>
-              <w:jc w:val="center"/>
-              <w:rPr>
-                <w:szCs w:val="20"/>
-              </w:rPr>
-            </w:pPr>
-            <w:r>
-              <w:rPr>
-                <w:szCs w:val="20"/>
-              </w:rPr>
-              <w:t>18/10/2026</w:t>
-            </w:r>
-          </w:p>
-        </w:tc>
-        <w:tc>
-          <w:tcPr>
-            <w:tcW w:w="992" w:type="dxa"/>
-            <w:tcBorders>
-              <w:top w:val="single" w:sz="6" w:space="0" w:color="000000"/>
-              <w:left w:val="single" w:sz="6" w:space="0" w:color="000000"/>
-              <w:bottom w:val="single" w:sz="6" w:space="0" w:color="000000"/>
-            </w:tcBorders>
-          </w:tcPr>
-          <w:p>
-            <w:pPr>
-              <w:jc w:val="center"/>
-              <w:rPr>
-                <w:rFonts w:eastAsia="Arial" w:cs="Arial"/>
-                <w:szCs w:val="20"/>
-              </w:rPr>
-            </w:pPr>
-            <w:r>
-              <w:rPr>
-                <w:rFonts w:eastAsia="Arial" w:cs="Arial"/>
-                <w:szCs w:val="20"/>
-              </w:rPr>
-              <w:t>1.0</w:t>
-            </w:r>
-          </w:p>
-        </w:tc>
-        <w:tc>
-          <w:tcPr>
-            <w:tcW w:w="3969" w:type="dxa"/>
-            <w:tcBorders>
-              <w:top w:val="single" w:sz="6" w:space="0" w:color="000000"/>
-              <w:left w:val="single" w:sz="6" w:space="0" w:color="000000"/>
-              <w:bottom w:val="single" w:sz="6" w:space="0" w:color="000000"/>
-            </w:tcBorders>
-          </w:tcPr>
-          <w:p>
-            <w:pPr>
-              <w:jc w:val="center"/>
-              <w:rPr>
-                <w:rFonts w:eastAsia="Arial" w:cs="Arial"/>
-                <w:szCs w:val="20"/>
-              </w:rPr>
-            </w:pPr>
-            <w:r>
-              <w:rPr>
-                <w:rFonts w:eastAsia="Arial" w:cs="Arial"/>
-                <w:szCs w:val="20"/>
-              </w:rPr>
-              <w:t>Versão publicada no portal, sem os achados de segurança</w:t>
-            </w:r>
-          </w:p>
-        </w:tc>
-        <w:tc>
-          <w:tcPr>
-            <w:tcW w:w="3291" w:type="dxa"/>
-            <w:tcBorders>
-              <w:top w:val="single" w:sz="6" w:space="0" w:color="000000"/>
-              <w:left w:val="single" w:sz="6" w:space="0" w:color="000000"/>
-              <w:bottom w:val="single" w:sz="6" w:space="0" w:color="000000"/>
-              <w:right w:val="single" w:sz="6" w:space="0" w:color="000000"/>
-            </w:tcBorders>
-          </w:tcPr>
-          <w:p>
-            <w:pPr>
-              <w:jc w:val="center"/>
-              <w:rPr>
-                <w:szCs w:val="20"/>
-              </w:rPr>
-            </w:pPr>
-            <w:r>
-              <w:rPr>
-                <w:szCs w:val="20"/>
-              </w:rPr>
-              <w:t>André Nardacci</w:t>
-            </w:r>
-          </w:p>
-        </w:tc>
-      </w:tr>
-      <w:tr>
-        <w:tc>
-          <w:tcPr>
-            <w:tcW w:w="1417" w:type="dxa"/>
-            <w:tcBorders>
-              <w:top w:val="single" w:sz="6" w:space="0" w:color="000000"/>
-              <w:left w:val="single" w:sz="6" w:space="0" w:color="000000"/>
-              <w:bottom w:val="single" w:sz="6" w:space="0" w:color="000000"/>
-            </w:tcBorders>
-          </w:tcPr>
-          <w:p>
-            <w:pPr>
-              <w:jc w:val="center"/>
-              <w:rPr>
-                <w:rFonts w:eastAsia="Arial" w:cs="Arial"/>
-                <w:szCs w:val="20"/>
-              </w:rPr>
-            </w:pPr>
-          </w:p>
-        </w:tc>
-        <w:tc>
-          <w:tcPr>
-            <w:tcW w:w="992" w:type="dxa"/>
-            <w:tcBorders>
-              <w:top w:val="single" w:sz="6" w:space="0" w:color="000000"/>
-              <w:left w:val="single" w:sz="6" w:space="0" w:color="000000"/>
-              <w:bottom w:val="single" w:sz="6" w:space="0" w:color="000000"/>
-            </w:tcBorders>
-          </w:tcPr>
-          <w:p>
-            <w:pPr>
-              <w:jc w:val="center"/>
-              <w:rPr>
-                <w:rFonts w:eastAsia="Arial" w:cs="Arial"/>
-                <w:szCs w:val="20"/>
-              </w:rPr>
-            </w:pPr>
-          </w:p>
-        </w:tc>
-        <w:tc>
-          <w:tcPr>
-            <w:tcW w:w="3969" w:type="dxa"/>
-            <w:tcBorders>
-              <w:top w:val="single" w:sz="6" w:space="0" w:color="000000"/>
-              <w:left w:val="single" w:sz="6" w:space="0" w:color="000000"/>
-              <w:bottom w:val="single" w:sz="6" w:space="0" w:color="000000"/>
-            </w:tcBorders>
-          </w:tcPr>
-          <w:p>
-            <w:pPr>
-              <w:jc w:val="center"/>
-              <w:rPr>
-                <w:rFonts w:eastAsia="Arial" w:cs="Arial"/>
-                <w:color w:val="000000"/>
-                <w:szCs w:val="20"/>
-              </w:rPr>
-            </w:pPr>
-          </w:p>
-        </w:tc>
-        <w:tc>
-          <w:tcPr>
-            <w:tcW w:w="3291" w:type="dxa"/>
-            <w:tcBorders>
-              <w:top w:val="single" w:sz="6" w:space="0" w:color="000000"/>
-              <w:left w:val="single" w:sz="6" w:space="0" w:color="000000"/>
-              <w:bottom w:val="single" w:sz="6" w:space="0" w:color="000000"/>
-              <w:right w:val="single" w:sz="6" w:space="0" w:color="000000"/>
-            </w:tcBorders>
-          </w:tcPr>
-          <w:p>
-            <w:pPr>
-              <w:jc w:val="center"/>
-              <w:rPr>
-                <w:rFonts w:eastAsia="Arial" w:cs="Arial"/>
-                <w:szCs w:val="20"/>
-              </w:rPr>
-            </w:pPr>
-          </w:p>
-        </w:tc>
-      </w:tr>
-      <w:tr>
-        <w:tc>
-          <w:tcPr>
-            <w:tcW w:w="1417" w:type="dxa"/>
-            <w:tcBorders>
-              <w:top w:val="single" w:sz="6" w:space="0" w:color="000000"/>
-              <w:left w:val="single" w:sz="6" w:space="0" w:color="000000"/>
-              <w:bottom w:val="single" w:sz="6" w:space="0" w:color="000000"/>
-            </w:tcBorders>
-          </w:tcPr>
-          <w:p>
-            <w:pPr>
-              <w:jc w:val="center"/>
-              <w:rPr>
-                <w:rFonts w:eastAsia="Arial" w:cs="Arial"/>
-                <w:sz w:val="22"/>
-                <w:szCs w:val="22"/>
-              </w:rPr>
-            </w:pPr>
-          </w:p>
-        </w:tc>
-        <w:tc>
-          <w:tcPr>
-            <w:tcW w:w="992" w:type="dxa"/>
-            <w:tcBorders>
-              <w:top w:val="single" w:sz="6" w:space="0" w:color="000000"/>
-              <w:left w:val="single" w:sz="6" w:space="0" w:color="000000"/>
-              <w:bottom w:val="single" w:sz="6" w:space="0" w:color="000000"/>
-            </w:tcBorders>
-          </w:tcPr>
-          <w:p>
-            <w:pPr>
-              <w:jc w:val="center"/>
-              <w:rPr>
-                <w:rFonts w:eastAsia="Arial" w:cs="Arial"/>
-                <w:sz w:val="22"/>
-                <w:szCs w:val="22"/>
-              </w:rPr>
-            </w:pPr>
-          </w:p>
-        </w:tc>
-        <w:tc>
-          <w:tcPr>
-            <w:tcW w:w="3969" w:type="dxa"/>
-            <w:tcBorders>
-              <w:top w:val="single" w:sz="6" w:space="0" w:color="000000"/>
-              <w:left w:val="single" w:sz="6" w:space="0" w:color="000000"/>
-              <w:bottom w:val="single" w:sz="6" w:space="0" w:color="000000"/>
-            </w:tcBorders>
-          </w:tcPr>
-          <w:p>
-            <w:pPr>
-              <w:jc w:val="center"/>
-              <w:rPr>
-                <w:rFonts w:eastAsia="Arial" w:cs="Arial"/>
-                <w:sz w:val="22"/>
-                <w:szCs w:val="22"/>
-              </w:rPr>
-            </w:pPr>
-          </w:p>
-        </w:tc>
-        <w:tc>
-          <w:tcPr>
-            <w:tcW w:w="3291" w:type="dxa"/>
-            <w:tcBorders>
-              <w:top w:val="single" w:sz="6" w:space="0" w:color="000000"/>
-              <w:left w:val="single" w:sz="6" w:space="0" w:color="000000"/>
-              <w:bottom w:val="single" w:sz="6" w:space="0" w:color="000000"/>
-              <w:right w:val="single" w:sz="6" w:space="0" w:color="000000"/>
-            </w:tcBorders>
-          </w:tcPr>
-          <w:p>
-            <w:pPr>
-              <w:jc w:val="center"/>
-              <w:rPr>
-                <w:rFonts w:eastAsia="Arial" w:cs="Arial"/>
-                <w:sz w:val="22"/>
-                <w:szCs w:val="22"/>
-              </w:rPr>
-            </w:pPr>
-          </w:p>
-        </w:tc>
-      </w:tr>
-      <w:tr>
-        <w:tc>
-          <w:tcPr>
-            <w:tcW w:w="1417" w:type="dxa"/>
-            <w:tcBorders>
-              <w:top w:val="single" w:sz="6" w:space="0" w:color="000000"/>
-              <w:left w:val="single" w:sz="6" w:space="0" w:color="000000"/>
-              <w:bottom w:val="single" w:sz="6" w:space="0" w:color="000000"/>
-            </w:tcBorders>
-          </w:tcPr>
-          <w:p>
-            <w:pPr>
-              <w:jc w:val="center"/>
-              <w:rPr>
-                <w:rFonts w:eastAsia="Arial" w:cs="Arial"/>
-                <w:sz w:val="22"/>
-                <w:szCs w:val="22"/>
-              </w:rPr>
-            </w:pPr>
-          </w:p>
-        </w:tc>
-        <w:tc>
-          <w:tcPr>
-            <w:tcW w:w="992" w:type="dxa"/>
-            <w:tcBorders>
-              <w:top w:val="single" w:sz="6" w:space="0" w:color="000000"/>
-              <w:left w:val="single" w:sz="6" w:space="0" w:color="000000"/>
-              <w:bottom w:val="single" w:sz="6" w:space="0" w:color="000000"/>
-            </w:tcBorders>
-          </w:tcPr>
-          <w:p>
-            <w:pPr>
-              <w:jc w:val="center"/>
-              <w:rPr>
-                <w:rFonts w:eastAsia="Arial" w:cs="Arial"/>
-                <w:sz w:val="22"/>
-                <w:szCs w:val="22"/>
-              </w:rPr>
-            </w:pPr>
-          </w:p>
-        </w:tc>
-        <w:tc>
-          <w:tcPr>
-            <w:tcW w:w="3969" w:type="dxa"/>
-            <w:tcBorders>
-              <w:top w:val="single" w:sz="6" w:space="0" w:color="000000"/>
-              <w:left w:val="single" w:sz="6" w:space="0" w:color="000000"/>
-              <w:bottom w:val="single" w:sz="6" w:space="0" w:color="000000"/>
-            </w:tcBorders>
-          </w:tcPr>
-          <w:p>
-            <w:pPr>
-              <w:jc w:val="center"/>
-              <w:rPr>
-                <w:rFonts w:eastAsia="Arial" w:cs="Arial"/>
-                <w:sz w:val="22"/>
-                <w:szCs w:val="22"/>
-              </w:rPr>
-            </w:pPr>
-          </w:p>
-        </w:tc>
-        <w:tc>
-          <w:tcPr>
-            <w:tcW w:w="3291" w:type="dxa"/>
-            <w:tcBorders>
-              <w:top w:val="single" w:sz="6" w:space="0" w:color="000000"/>
-              <w:left w:val="single" w:sz="6" w:space="0" w:color="000000"/>
-              <w:bottom w:val="single" w:sz="6" w:space="0" w:color="000000"/>
-              <w:right w:val="single" w:sz="6" w:space="0" w:color="000000"/>
-            </w:tcBorders>
-          </w:tcPr>
-          <w:p>
-            <w:pPr>
-              <w:jc w:val="center"/>
-              <w:rPr>
-                <w:rFonts w:eastAsia="Arial" w:cs="Arial"/>
-                <w:sz w:val="22"/>
-                <w:szCs w:val="22"/>
-              </w:rPr>
-            </w:pPr>
-          </w:p>
-        </w:tc>
-      </w:tr>
-      <w:tr>
-        <w:tc>
-          <w:tcPr>
-            <w:tcW w:w="1417" w:type="dxa"/>
-            <w:tcBorders>
-              <w:top w:val="single" w:sz="6" w:space="0" w:color="000000"/>
-              <w:left w:val="single" w:sz="6" w:space="0" w:color="000000"/>
-              <w:bottom w:val="single" w:sz="6" w:space="0" w:color="000000"/>
-            </w:tcBorders>
-          </w:tcPr>
-          <w:p>
-            <w:pPr>
-              <w:jc w:val="center"/>
-              <w:rPr>
-                <w:rFonts w:eastAsia="Arial" w:cs="Arial"/>
-                <w:sz w:val="22"/>
-                <w:szCs w:val="22"/>
-              </w:rPr>
-            </w:pPr>
-          </w:p>
-        </w:tc>
-        <w:tc>
-          <w:tcPr>
-            <w:tcW w:w="992" w:type="dxa"/>
-            <w:tcBorders>
-              <w:top w:val="single" w:sz="6" w:space="0" w:color="000000"/>
-              <w:left w:val="single" w:sz="6" w:space="0" w:color="000000"/>
-              <w:bottom w:val="single" w:sz="6" w:space="0" w:color="000000"/>
-            </w:tcBorders>
-          </w:tcPr>
-          <w:p>
-            <w:pPr>
-              <w:jc w:val="center"/>
-              <w:rPr>
-                <w:rFonts w:eastAsia="Arial" w:cs="Arial"/>
-                <w:sz w:val="22"/>
-                <w:szCs w:val="22"/>
-              </w:rPr>
-            </w:pPr>
-          </w:p>
-        </w:tc>
-        <w:tc>
-          <w:tcPr>
-            <w:tcW w:w="3969" w:type="dxa"/>
-            <w:tcBorders>
-              <w:top w:val="single" w:sz="6" w:space="0" w:color="000000"/>
-              <w:left w:val="single" w:sz="6" w:space="0" w:color="000000"/>
-              <w:bottom w:val="single" w:sz="6" w:space="0" w:color="000000"/>
-            </w:tcBorders>
-          </w:tcPr>
-          <w:p>
-            <w:pPr>
-              <w:jc w:val="center"/>
-              <w:rPr>
-                <w:rFonts w:eastAsia="Arial" w:cs="Arial"/>
-                <w:sz w:val="22"/>
-                <w:szCs w:val="22"/>
-              </w:rPr>
-            </w:pPr>
-          </w:p>
-        </w:tc>
-        <w:tc>
-          <w:tcPr>
-            <w:tcW w:w="3291" w:type="dxa"/>
-            <w:tcBorders>
-              <w:top w:val="single" w:sz="6" w:space="0" w:color="000000"/>
-              <w:left w:val="single" w:sz="6" w:space="0" w:color="000000"/>
-              <w:bottom w:val="single" w:sz="6" w:space="0" w:color="000000"/>
-              <w:right w:val="single" w:sz="6" w:space="0" w:color="000000"/>
-            </w:tcBorders>
-          </w:tcPr>
-          <w:p>
-            <w:pPr>
-              <w:jc w:val="center"/>
-              <w:rPr>
-                <w:rFonts w:eastAsia="Arial" w:cs="Arial"/>
-                <w:sz w:val="22"/>
-                <w:szCs w:val="22"/>
-              </w:rPr>
-            </w:pPr>
-          </w:p>
-        </w:tc>
-      </w:tr>
-    </w:tbl>
-    <w:p>
-      <w:pPr>
-        <w:sectPr>
-          <w:footerReference w:type="default" r:id="rId8"/>
-          <w:footerReference w:type="first" r:id="rId9"/>
-          <w:pgSz w:w="11906" w:h="16838"/>
-          <w:pgMar w:top="1707" w:right="851" w:bottom="1134" w:left="1418" w:header="1134" w:footer="720" w:gutter="0"/>
-          <w:pgNumType w:start="1"/>
-          <w:cols w:space="720"/>
-          <w:formProt w:val="0"/>
-          <w:titlePg/>
-          <w:docGrid w:linePitch="100"/>
-        </w:sectPr>
-      </w:pPr>
-    </w:p>
-    <w:p>
-      <w:pPr>
-        <w:widowControl/>
-        <w:overflowPunct/>
-        <w:spacing w:before="0" w:after="0"/>
-        <w:jc w:val="left"/>
-        <w:rPr>
-          <w:color w:val="000000" w:themeColor="text1"/>
-        </w:rPr>
-      </w:pPr>
-    </w:p>
-    <w:p>
-      <w:pPr>
-        <w:widowControl/>
-        <w:numPr>
-          <w:ilvl w:val="0"/>
-          <w:numId w:val="1"/>
-        </w:numPr>
-        <w:pBdr>
-          <w:top w:val="single" w:sz="4" w:space="1" w:color="000000"/>
-          <w:left w:val="single" w:sz="4" w:space="4" w:color="000000"/>
-          <w:bottom w:val="single" w:sz="4" w:space="1" w:color="000000"/>
-          <w:right w:val="single" w:sz="4" w:space="4" w:color="000000"/>
-        </w:pBdr>
-        <w:shd w:val="clear" w:color="auto" w:fill="F2F2F2"/>
-        <w:spacing w:before="0" w:after="0"/>
-        <w:ind w:left="0" w:right="170" w:firstLine="0"/>
-        <w:rPr>
-          <w:color w:val="000000" w:themeColor="text1"/>
-        </w:rPr>
-      </w:pPr>
-      <w:r>
-        <w:rPr>
-          <w:rFonts w:eastAsia="Arial" w:cs="Arial"/>
-          <w:b/>
-          <w:color w:val="000000" w:themeColor="text1"/>
-        </w:rPr>
-        <w:t>ACRÔNIMOS E ABREVIAÇÕES</w:t>
-      </w:r>
-    </w:p>
-    <w:p>
-      <w:pPr>
-        <w:spacing w:line="360" w:lineRule="auto"/>
-        <w:rPr>
-          <w:b/>
-          <w:bCs/>
-        </w:rPr>
-      </w:pPr>
-    </w:p>
-    <w:tbl>
-      <w:tblPr>
-        <w:tblStyle w:val="Tabelacomgrade"/>
-        <w:tblW w:w="0" w:type="auto"/>
-        <w:tblLook w:val="04A0" w:firstRow="1" w:lastRow="0" w:firstColumn="1" w:lastColumn="0" w:noHBand="0" w:noVBand="1"/>
-      </w:tblPr>
-      <w:tblGrid>
-        <w:gridCol w:w="1271"/>
-        <w:gridCol w:w="4502"/>
-        <w:gridCol w:w="3848"/>
-      </w:tblGrid>
-      <w:tr>
-        <w:tc>
-          <w:tcPr>
-            <w:tcW w:w="1271" w:type="dxa"/>
-            <w:shd w:val="clear" w:color="auto" w:fill="D9D9D9" w:themeFill="background1" w:themeFillShade="D9"/>
-            <w:hideMark/>
-          </w:tcPr>
-          <w:p>
-            <w:pPr>
-              <w:spacing w:line="360" w:lineRule="auto"/>
-              <w:rPr>
-                <w:b/>
-                <w:bCs/>
-              </w:rPr>
-            </w:pPr>
-            <w:r>
-              <w:rPr>
-                <w:b/>
-                <w:bCs/>
-              </w:rPr>
-              <w:t>Sigla</w:t>
-            </w:r>
-          </w:p>
-        </w:tc>
-        <w:tc>
-          <w:tcPr>
-            <w:tcW w:w="4502" w:type="dxa"/>
-            <w:shd w:val="clear" w:color="auto" w:fill="D9D9D9" w:themeFill="background1" w:themeFillShade="D9"/>
-            <w:hideMark/>
-          </w:tcPr>
-          <w:p>
-            <w:pPr>
-              <w:spacing w:line="360" w:lineRule="auto"/>
-              <w:rPr>
-                <w:b/>
-                <w:bCs/>
-              </w:rPr>
-            </w:pPr>
-            <w:r>
-              <w:rPr>
-                <w:b/>
-                <w:bCs/>
-              </w:rPr>
-              <w:t>Termo Original</w:t>
-            </w:r>
-          </w:p>
-        </w:tc>
-        <w:tc>
-          <w:tcPr>
-            <w:tcW w:w="0" w:type="auto"/>
-            <w:shd w:val="clear" w:color="auto" w:fill="D9D9D9" w:themeFill="background1" w:themeFillShade="D9"/>
-            <w:hideMark/>
-          </w:tcPr>
-          <w:p>
-            <w:pPr>
-              <w:spacing w:line="360" w:lineRule="auto"/>
-              <w:rPr>
-                <w:b/>
-                <w:bCs/>
-              </w:rPr>
-            </w:pPr>
-            <w:r>
-              <w:rPr>
-                <w:b/>
-                <w:bCs/>
-              </w:rPr>
-              <w:t>Tradução / Significado</w:t>
-            </w:r>
-          </w:p>
-        </w:tc>
-      </w:tr>
-      <w:tr>
-        <w:tc>
-          <w:tcPr>
-            <w:tcW w:w="1271" w:type="dxa"/>
-            <w:hideMark/>
-          </w:tcPr>
-          <w:p>
-            <w:pPr>
-              <w:spacing w:line="360" w:lineRule="auto"/>
-            </w:pPr>
-            <w:r>
-              <w:t>ANVISA</w:t>
-            </w:r>
-          </w:p>
-        </w:tc>
-        <w:tc>
-          <w:tcPr>
-            <w:tcW w:w="4502" w:type="dxa"/>
-            <w:hideMark/>
-          </w:tcPr>
-          <w:p>
-            <w:pPr>
-              <w:spacing w:line="360" w:lineRule="auto"/>
-            </w:pPr>
-            <w:r>
-              <w:t>Agência Nacional de Vigilância Sanitária</w:t>
-            </w:r>
-          </w:p>
-        </w:tc>
-        <w:tc>
-          <w:tcPr>
-            <w:tcW w:w="0" w:type="auto"/>
-            <w:hideMark/>
-          </w:tcPr>
-          <w:p>
-            <w:pPr>
-              <w:spacing w:line="360" w:lineRule="auto"/>
-            </w:pPr>
-            <w:r>
-              <w:t>Agência reguladora sanitária brasileira</w:t>
-            </w:r>
-          </w:p>
-        </w:tc>
-      </w:tr>
-      <w:tr>
-        <w:tc>
-          <w:tcPr>
-            <w:tcW w:w="1271" w:type="dxa"/>
-            <w:hideMark/>
-          </w:tcPr>
-          <w:p>
-            <w:pPr>
-              <w:spacing w:line="360" w:lineRule="auto"/>
-            </w:pPr>
-            <w:r>
-              <w:t>BPF</w:t>
-            </w:r>
-          </w:p>
-        </w:tc>
-        <w:tc>
-          <w:tcPr>
-            <w:tcW w:w="4502" w:type="dxa"/>
-            <w:hideMark/>
-          </w:tcPr>
-          <w:p>
-            <w:pPr>
-              <w:spacing w:line="360" w:lineRule="auto"/>
-            </w:pPr>
-            <w:r>
-              <w:t>Boas Práticas de Fabricação</w:t>
-            </w:r>
-          </w:p>
-        </w:tc>
-        <w:tc>
-          <w:tcPr>
-            <w:tcW w:w="0" w:type="auto"/>
-            <w:hideMark/>
-          </w:tcPr>
-          <w:p>
-            <w:pPr>
-              <w:spacing w:line="360" w:lineRule="auto"/>
-            </w:pPr>
-            <w:r>
-              <w:t>Conjunto de requisitos para garantir qualidade e segurança dos medicamentos</w:t>
-            </w:r>
-          </w:p>
-        </w:tc>
-      </w:tr>
-      <w:tr>
-        <w:tc>
-          <w:tcPr>
-            <w:tcW w:w="1271" w:type="dxa"/>
-            <w:hideMark/>
-          </w:tcPr>
-          <w:p>
-            <w:pPr>
-              <w:spacing w:line="360" w:lineRule="auto"/>
-            </w:pPr>
-            <w:r>
-              <w:t>GMP</w:t>
-            </w:r>
-          </w:p>
-        </w:tc>
-        <w:tc>
-          <w:tcPr>
-            <w:tcW w:w="4502" w:type="dxa"/>
-            <w:hideMark/>
-          </w:tcPr>
-          <w:p>
-            <w:pPr>
-              <w:spacing w:line="360" w:lineRule="auto"/>
-            </w:pPr>
-            <w:r>
-              <w:t>Good Manufacturing Practices</w:t>
-            </w:r>
-          </w:p>
-        </w:tc>
-        <w:tc>
-          <w:tcPr>
-            <w:tcW w:w="0" w:type="auto"/>
-            <w:hideMark/>
-          </w:tcPr>
-          <w:p>
-            <w:pPr>
-              <w:spacing w:line="360" w:lineRule="auto"/>
-            </w:pPr>
-            <w:r>
-              <w:t>Boas Práticas de Fabricação</w:t>
-            </w:r>
-          </w:p>
-        </w:tc>
-      </w:tr>
-      <w:tr>
-        <w:tc>
-          <w:tcPr>
-            <w:tcW w:w="1271" w:type="dxa"/>
-            <w:hideMark/>
-          </w:tcPr>
-          <w:p>
-            <w:pPr>
-              <w:spacing w:line="360" w:lineRule="auto"/>
-            </w:pPr>
-            <w:r>
-              <w:t>SGQ</w:t>
-            </w:r>
-          </w:p>
-        </w:tc>
-        <w:tc>
-          <w:tcPr>
-            <w:tcW w:w="4502" w:type="dxa"/>
-            <w:hideMark/>
-          </w:tcPr>
-          <w:p>
-            <w:pPr>
-              <w:spacing w:line="360" w:lineRule="auto"/>
-            </w:pPr>
-            <w:r>
-              <w:t>Sistema de Gestão da Qualidade</w:t>
-            </w:r>
-          </w:p>
-        </w:tc>
-        <w:tc>
-          <w:tcPr>
-            <w:tcW w:w="0" w:type="auto"/>
-            <w:hideMark/>
-          </w:tcPr>
-          <w:p>
-            <w:pPr>
-              <w:spacing w:line="360" w:lineRule="auto"/>
-            </w:pPr>
-            <w:r>
-              <w:t>Sistema de gestão da qualidade farmacêutica</w:t>
-            </w:r>
-          </w:p>
-        </w:tc>
-      </w:tr>
-      <w:tr>
-        <w:tc>
-          <w:tcPr>
-            <w:tcW w:w="1271" w:type="dxa"/>
-            <w:hideMark/>
-          </w:tcPr>
-          <w:p>
-            <w:pPr>
-              <w:spacing w:line="360" w:lineRule="auto"/>
-            </w:pPr>
-            <w:r>
-              <w:t>CAPA</w:t>
-            </w:r>
-          </w:p>
-        </w:tc>
-        <w:tc>
-          <w:tcPr>
-            <w:tcW w:w="4502" w:type="dxa"/>
-            <w:hideMark/>
-          </w:tcPr>
-          <w:p>
-            <w:pPr>
-              <w:spacing w:line="360" w:lineRule="auto"/>
-            </w:pPr>
-            <w:r>
-              <w:t>Corrective and Preventive Action</w:t>
-            </w:r>
-          </w:p>
-        </w:tc>
-        <w:tc>
-          <w:tcPr>
-            <w:tcW w:w="0" w:type="auto"/>
-            <w:hideMark/>
-          </w:tcPr>
-          <w:p>
-            <w:pPr>
-              <w:spacing w:line="360" w:lineRule="auto"/>
-            </w:pPr>
-            <w:r>
-              <w:t>Ação Corretiva e Preventiva</w:t>
-            </w:r>
-          </w:p>
-        </w:tc>
-      </w:tr>
-      <w:tr>
-        <w:tc>
-          <w:tcPr>
-            <w:tcW w:w="1271" w:type="dxa"/>
-            <w:hideMark/>
-          </w:tcPr>
-          <w:p>
-            <w:pPr>
-              <w:spacing w:line="360" w:lineRule="auto"/>
-            </w:pPr>
-            <w:r>
-              <w:t>RNC</w:t>
-            </w:r>
-          </w:p>
-        </w:tc>
-        <w:tc>
-          <w:tcPr>
-            <w:tcW w:w="4502" w:type="dxa"/>
-            <w:hideMark/>
-          </w:tcPr>
-          <w:p>
-            <w:pPr>
-              <w:spacing w:line="360" w:lineRule="auto"/>
-            </w:pPr>
-            <w:r>
-              <w:t>Relatório de Não Conformidade</w:t>
-            </w:r>
-          </w:p>
-        </w:tc>
-        <w:tc>
-          <w:tcPr>
-            <w:tcW w:w="0" w:type="auto"/>
-            <w:hideMark/>
-          </w:tcPr>
-          <w:p>
-            <w:pPr>
-              <w:spacing w:line="360" w:lineRule="auto"/>
-            </w:pPr>
-            <w:r>
-              <w:t>Registro formal de desvios ou não conformidades</w:t>
-            </w:r>
-          </w:p>
-        </w:tc>
-      </w:tr>
-      <w:tr>
-        <w:tc>
-          <w:tcPr>
-            <w:tcW w:w="1271" w:type="dxa"/>
-            <w:hideMark/>
-          </w:tcPr>
-          <w:p>
-            <w:pPr>
-              <w:spacing w:line="360" w:lineRule="auto"/>
-            </w:pPr>
-            <w:r>
-              <w:t>POP</w:t>
-            </w:r>
-          </w:p>
-        </w:tc>
-        <w:tc>
-          <w:tcPr>
-            <w:tcW w:w="4502" w:type="dxa"/>
-            <w:hideMark/>
-          </w:tcPr>
-          <w:p>
-            <w:pPr>
-              <w:spacing w:line="360" w:lineRule="auto"/>
-            </w:pPr>
-            <w:r>
-              <w:t>Procedimento Operacional Padrão</w:t>
-            </w:r>
-          </w:p>
-        </w:tc>
-        <w:tc>
-          <w:tcPr>
-            <w:tcW w:w="0" w:type="auto"/>
-            <w:hideMark/>
-          </w:tcPr>
-          <w:p>
-            <w:pPr>
-              <w:spacing w:line="360" w:lineRule="auto"/>
-            </w:pPr>
-            <w:r>
-              <w:t>Documento que descreve a execução padronizada de atividades</w:t>
-            </w:r>
-          </w:p>
-        </w:tc>
-      </w:tr>
-      <w:tr>
-        <w:tc>
-          <w:tcPr>
-            <w:tcW w:w="1271" w:type="dxa"/>
-            <w:hideMark/>
-          </w:tcPr>
-          <w:p>
-            <w:pPr>
-              <w:spacing w:line="360" w:lineRule="auto"/>
-            </w:pPr>
-            <w:r>
-              <w:t>RDC</w:t>
-            </w:r>
-          </w:p>
-        </w:tc>
-        <w:tc>
-          <w:tcPr>
-            <w:tcW w:w="4502" w:type="dxa"/>
-            <w:hideMark/>
-          </w:tcPr>
-          <w:p>
-            <w:pPr>
-              <w:spacing w:line="360" w:lineRule="auto"/>
-            </w:pPr>
-            <w:r>
-              <w:t>Resolução da Diretoria Colegiada</w:t>
-            </w:r>
-          </w:p>
-        </w:tc>
-        <w:tc>
-          <w:tcPr>
-            <w:tcW w:w="0" w:type="auto"/>
-            <w:hideMark/>
-          </w:tcPr>
-          <w:p>
-            <w:pPr>
-              <w:spacing w:line="360" w:lineRule="auto"/>
-            </w:pPr>
-            <w:r>
-              <w:t>Norma regulatória emitida pela ANVISA</w:t>
-            </w:r>
-          </w:p>
-        </w:tc>
-      </w:tr>
-      <w:tr>
-        <w:tc>
-          <w:tcPr>
-            <w:tcW w:w="1271" w:type="dxa"/>
-            <w:hideMark/>
-          </w:tcPr>
-          <w:p>
-            <w:pPr>
-              <w:spacing w:line="360" w:lineRule="auto"/>
-            </w:pPr>
-            <w:r>
-              <w:t>PIC/S</w:t>
-            </w:r>
-          </w:p>
-        </w:tc>
-        <w:tc>
-          <w:tcPr>
-            <w:tcW w:w="4502" w:type="dxa"/>
-            <w:hideMark/>
-          </w:tcPr>
-          <w:p>
-            <w:pPr>
-              <w:spacing w:line="360" w:lineRule="auto"/>
-              <w:rPr>
-                <w:lang w:val="en-US"/>
-              </w:rPr>
-            </w:pPr>
-            <w:r>
-              <w:rPr>
-                <w:lang w:val="en-US"/>
-              </w:rPr>
-              <w:t>Pharmaceutical Inspection Co-operation Scheme</w:t>
-            </w:r>
-          </w:p>
-        </w:tc>
-        <w:tc>
-          <w:tcPr>
-            <w:tcW w:w="0" w:type="auto"/>
-            <w:hideMark/>
-          </w:tcPr>
-          <w:p>
-            <w:pPr>
-              <w:spacing w:line="360" w:lineRule="auto"/>
-            </w:pPr>
-            <w:r>
-              <w:t>Esquema de Cooperação em Inspeção Farmacêutica</w:t>
-            </w:r>
-          </w:p>
-        </w:tc>
-      </w:tr>
-      <w:tr>
-        <w:tc>
-          <w:tcPr>
-            <w:tcW w:w="1271" w:type="dxa"/>
-            <w:hideMark/>
-          </w:tcPr>
-          <w:p>
-            <w:pPr>
-              <w:spacing w:line="360" w:lineRule="auto"/>
-            </w:pPr>
-            <w:r>
-              <w:t>CSV</w:t>
-            </w:r>
-          </w:p>
-        </w:tc>
-        <w:tc>
-          <w:tcPr>
-            <w:tcW w:w="4502" w:type="dxa"/>
-            <w:hideMark/>
-          </w:tcPr>
-          <w:p>
-            <w:pPr>
-              <w:spacing w:line="360" w:lineRule="auto"/>
-            </w:pPr>
-            <w:r>
-              <w:t>Computerized System Validation</w:t>
-            </w:r>
-          </w:p>
-        </w:tc>
-        <w:tc>
-          <w:tcPr>
-            <w:tcW w:w="0" w:type="auto"/>
-            <w:hideMark/>
-          </w:tcPr>
-          <w:p>
-            <w:pPr>
-              <w:spacing w:line="360" w:lineRule="auto"/>
-            </w:pPr>
-            <w:r>
-              <w:t>Validação de Sistemas Computadorizados</w:t>
-            </w:r>
-          </w:p>
-        </w:tc>
-      </w:tr>
-      <w:tr>
-        <w:tc>
-          <w:tcPr>
-            <w:tcW w:w="1271" w:type="dxa"/>
-            <w:hideMark/>
-          </w:tcPr>
-          <w:p>
-            <w:pPr>
-              <w:spacing w:line="360" w:lineRule="auto"/>
-            </w:pPr>
-            <w:r>
-              <w:t>URS</w:t>
-            </w:r>
-          </w:p>
-        </w:tc>
-        <w:tc>
-          <w:tcPr>
-            <w:tcW w:w="4502" w:type="dxa"/>
-            <w:hideMark/>
-          </w:tcPr>
-          <w:p>
-            <w:pPr>
-              <w:spacing w:line="360" w:lineRule="auto"/>
-            </w:pPr>
-            <w:r>
-              <w:t>User Requirements Specification</w:t>
-            </w:r>
-          </w:p>
-        </w:tc>
-        <w:tc>
-          <w:tcPr>
-            <w:tcW w:w="0" w:type="auto"/>
-            <w:hideMark/>
-          </w:tcPr>
-          <w:p>
-            <w:pPr>
-              <w:spacing w:line="360" w:lineRule="auto"/>
-            </w:pPr>
-            <w:r>
-              <w:t>Especificação de Requisitos do Usuário</w:t>
-            </w:r>
-          </w:p>
-        </w:tc>
-      </w:tr>
-      <w:tr>
-        <w:tc>
-          <w:tcPr>
-            <w:tcW w:w="1271" w:type="dxa"/>
-            <w:hideMark/>
-          </w:tcPr>
-          <w:p>
-            <w:pPr>
-              <w:spacing w:line="360" w:lineRule="auto"/>
-            </w:pPr>
-            <w:r>
-              <w:t>ERU</w:t>
-            </w:r>
-          </w:p>
-        </w:tc>
-        <w:tc>
-          <w:tcPr>
-            <w:tcW w:w="4502" w:type="dxa"/>
-            <w:hideMark/>
-          </w:tcPr>
-          <w:p>
-            <w:pPr>
-              <w:spacing w:line="360" w:lineRule="auto"/>
-            </w:pPr>
-            <w:r>
-              <w:t>Especificação de Requisitos do Usuário</w:t>
-            </w:r>
-          </w:p>
-        </w:tc>
-        <w:tc>
-          <w:tcPr>
-            <w:tcW w:w="0" w:type="auto"/>
-            <w:hideMark/>
-          </w:tcPr>
-          <w:p>
-            <w:pPr>
-              <w:spacing w:line="360" w:lineRule="auto"/>
-            </w:pPr>
-            <w:r>
-              <w:t>Documento contendo os requisitos do negócio e dos usuários</w:t>
-            </w:r>
-          </w:p>
-        </w:tc>
-      </w:tr>
-      <w:tr>
-        <w:tc>
-          <w:tcPr>
-            <w:tcW w:w="1271" w:type="dxa"/>
-            <w:hideMark/>
-          </w:tcPr>
-          <w:p>
-            <w:pPr>
-              <w:spacing w:line="360" w:lineRule="auto"/>
-            </w:pPr>
-            <w:r>
-              <w:t>FS</w:t>
-            </w:r>
-          </w:p>
-        </w:tc>
-        <w:tc>
-          <w:tcPr>
-            <w:tcW w:w="4502" w:type="dxa"/>
-            <w:hideMark/>
-          </w:tcPr>
-          <w:p>
-            <w:pPr>
-              <w:spacing w:line="360" w:lineRule="auto"/>
-            </w:pPr>
-            <w:r>
-              <w:t>Functional Specification</w:t>
-            </w:r>
-          </w:p>
-        </w:tc>
-        <w:tc>
-          <w:tcPr>
-            <w:tcW w:w="0" w:type="auto"/>
-            <w:hideMark/>
-          </w:tcPr>
-          <w:p>
-            <w:pPr>
-              <w:spacing w:line="360" w:lineRule="auto"/>
-            </w:pPr>
-            <w:r>
-              <w:t>Especificação Funcional</w:t>
-            </w:r>
-          </w:p>
-        </w:tc>
-      </w:tr>
-      <w:tr>
-        <w:tc>
-          <w:tcPr>
-            <w:tcW w:w="1271" w:type="dxa"/>
-            <w:hideMark/>
-          </w:tcPr>
-          <w:p>
-            <w:pPr>
-              <w:spacing w:line="360" w:lineRule="auto"/>
-            </w:pPr>
-            <w:r>
-              <w:t>IQ</w:t>
-            </w:r>
-          </w:p>
-        </w:tc>
-        <w:tc>
-          <w:tcPr>
-            <w:tcW w:w="4502" w:type="dxa"/>
-            <w:hideMark/>
-          </w:tcPr>
-          <w:p>
-            <w:pPr>
-              <w:spacing w:line="360" w:lineRule="auto"/>
-            </w:pPr>
-            <w:r>
-              <w:t>Installation Qualification</w:t>
-            </w:r>
-          </w:p>
-        </w:tc>
-        <w:tc>
-          <w:tcPr>
-            <w:tcW w:w="0" w:type="auto"/>
-            <w:hideMark/>
-          </w:tcPr>
-          <w:p>
-            <w:pPr>
-              <w:spacing w:line="360" w:lineRule="auto"/>
-            </w:pPr>
-            <w:r>
-              <w:t>Qualificação de Instalação</w:t>
-            </w:r>
-          </w:p>
-        </w:tc>
-      </w:tr>
-      <w:tr>
-        <w:tc>
-          <w:tcPr>
-            <w:tcW w:w="1271" w:type="dxa"/>
-            <w:hideMark/>
-          </w:tcPr>
-          <w:p>
-            <w:pPr>
-              <w:spacing w:line="360" w:lineRule="auto"/>
-            </w:pPr>
-            <w:r>
-              <w:t>OQ</w:t>
-            </w:r>
-          </w:p>
-        </w:tc>
-        <w:tc>
-          <w:tcPr>
-            <w:tcW w:w="4502" w:type="dxa"/>
-            <w:hideMark/>
-          </w:tcPr>
-          <w:p>
-            <w:pPr>
-              <w:spacing w:line="360" w:lineRule="auto"/>
-            </w:pPr>
-            <w:r>
-              <w:t>Operational Qualification</w:t>
-            </w:r>
-          </w:p>
-        </w:tc>
-        <w:tc>
-          <w:tcPr>
-            <w:tcW w:w="0" w:type="auto"/>
-            <w:hideMark/>
-          </w:tcPr>
-          <w:p>
-            <w:pPr>
-              <w:spacing w:line="360" w:lineRule="auto"/>
-            </w:pPr>
-            <w:r>
-              <w:t>Qualificação Operacional</w:t>
-            </w:r>
-          </w:p>
-        </w:tc>
-      </w:tr>
-      <w:tr>
-        <w:tc>
-          <w:tcPr>
-            <w:tcW w:w="1271" w:type="dxa"/>
-            <w:hideMark/>
-          </w:tcPr>
-          <w:p>
-            <w:pPr>
-              <w:spacing w:line="360" w:lineRule="auto"/>
-            </w:pPr>
-            <w:r>
-              <w:t>PQ</w:t>
-            </w:r>
-          </w:p>
-        </w:tc>
-        <w:tc>
-          <w:tcPr>
-            <w:tcW w:w="4502" w:type="dxa"/>
-            <w:hideMark/>
-          </w:tcPr>
-          <w:p>
-            <w:pPr>
-              <w:spacing w:line="360" w:lineRule="auto"/>
-            </w:pPr>
-            <w:r>
-              <w:t>Performance Qualification</w:t>
-            </w:r>
-          </w:p>
-        </w:tc>
-        <w:tc>
-          <w:tcPr>
-            <w:tcW w:w="0" w:type="auto"/>
-            <w:hideMark/>
-          </w:tcPr>
-          <w:p>
-            <w:pPr>
-              <w:spacing w:line="360" w:lineRule="auto"/>
-            </w:pPr>
-            <w:r>
-              <w:t>Qualificação de Desempenho</w:t>
-            </w:r>
-          </w:p>
-        </w:tc>
-      </w:tr>
-      <w:tr>
-        <w:tc>
-          <w:tcPr>
-            <w:tcW w:w="1271" w:type="dxa"/>
-            <w:hideMark/>
-          </w:tcPr>
-          <w:p>
-            <w:pPr>
-              <w:spacing w:line="360" w:lineRule="auto"/>
-            </w:pPr>
-            <w:r>
-              <w:t>QI</w:t>
-            </w:r>
-          </w:p>
-        </w:tc>
-        <w:tc>
-          <w:tcPr>
-            <w:tcW w:w="4502" w:type="dxa"/>
-            <w:hideMark/>
-          </w:tcPr>
-          <w:p>
-            <w:pPr>
-              <w:spacing w:line="360" w:lineRule="auto"/>
-            </w:pPr>
-            <w:r>
-              <w:t>Qualificação de Instalação</w:t>
-            </w:r>
-          </w:p>
-        </w:tc>
-        <w:tc>
-          <w:tcPr>
-            <w:tcW w:w="0" w:type="auto"/>
-            <w:hideMark/>
-          </w:tcPr>
-          <w:p>
-            <w:pPr>
-              <w:spacing w:line="360" w:lineRule="auto"/>
-            </w:pPr>
-            <w:r>
-              <w:t>Evidência de que a instalação foi executada conforme especificação</w:t>
-            </w:r>
-          </w:p>
-        </w:tc>
-      </w:tr>
-      <w:tr>
-        <w:tc>
-          <w:tcPr>
-            <w:tcW w:w="1271" w:type="dxa"/>
-            <w:hideMark/>
-          </w:tcPr>
-          <w:p>
-            <w:pPr>
-              <w:spacing w:line="360" w:lineRule="auto"/>
-            </w:pPr>
-            <w:r>
-              <w:t>QO</w:t>
-            </w:r>
-          </w:p>
-        </w:tc>
-        <w:tc>
-          <w:tcPr>
-            <w:tcW w:w="4502" w:type="dxa"/>
-            <w:hideMark/>
-          </w:tcPr>
-          <w:p>
-            <w:pPr>
-              <w:spacing w:line="360" w:lineRule="auto"/>
-            </w:pPr>
-            <w:r>
-              <w:t>Qualificação de Operação</w:t>
-            </w:r>
-          </w:p>
-        </w:tc>
-        <w:tc>
-          <w:tcPr>
-            <w:tcW w:w="0" w:type="auto"/>
-            <w:hideMark/>
-          </w:tcPr>
-          <w:p>
-            <w:pPr>
-              <w:spacing w:line="360" w:lineRule="auto"/>
-            </w:pPr>
-            <w:r>
-              <w:t>Evidência de que o sistema opera conforme especificado</w:t>
-            </w:r>
-          </w:p>
-        </w:tc>
-      </w:tr>
-      <w:tr>
-        <w:tc>
-          <w:tcPr>
-            <w:tcW w:w="1271" w:type="dxa"/>
-            <w:hideMark/>
-          </w:tcPr>
-          <w:p>
-            <w:pPr>
-              <w:spacing w:line="360" w:lineRule="auto"/>
-            </w:pPr>
-            <w:r>
-              <w:lastRenderedPageBreak/>
-              <w:t>QD</w:t>
-            </w:r>
-          </w:p>
-        </w:tc>
-        <w:tc>
-          <w:tcPr>
-            <w:tcW w:w="4502" w:type="dxa"/>
-            <w:hideMark/>
-          </w:tcPr>
-          <w:p>
-            <w:pPr>
-              <w:spacing w:line="360" w:lineRule="auto"/>
-            </w:pPr>
-            <w:r>
-              <w:t>Qualificação de Desempenho</w:t>
-            </w:r>
-          </w:p>
-        </w:tc>
-        <w:tc>
-          <w:tcPr>
-            <w:tcW w:w="0" w:type="auto"/>
-            <w:hideMark/>
-          </w:tcPr>
-          <w:p>
-            <w:pPr>
-              <w:spacing w:line="360" w:lineRule="auto"/>
-            </w:pPr>
-            <w:r>
-              <w:t>Evidência de que o sistema mantém desempenho consistente</w:t>
-            </w:r>
-          </w:p>
-        </w:tc>
-      </w:tr>
-      <w:tr>
-        <w:tc>
-          <w:tcPr>
-            <w:tcW w:w="1271" w:type="dxa"/>
-            <w:hideMark/>
-          </w:tcPr>
-          <w:p>
-            <w:pPr>
-              <w:spacing w:line="360" w:lineRule="auto"/>
-            </w:pPr>
-            <w:r>
-              <w:t>PMV</w:t>
-            </w:r>
-          </w:p>
-        </w:tc>
-        <w:tc>
-          <w:tcPr>
-            <w:tcW w:w="4502" w:type="dxa"/>
-            <w:hideMark/>
-          </w:tcPr>
-          <w:p>
-            <w:pPr>
-              <w:spacing w:line="360" w:lineRule="auto"/>
-            </w:pPr>
-            <w:r>
-              <w:t>Plano Mestre de Validação</w:t>
-            </w:r>
-          </w:p>
-        </w:tc>
-        <w:tc>
-          <w:tcPr>
-            <w:tcW w:w="0" w:type="auto"/>
-            <w:hideMark/>
-          </w:tcPr>
-          <w:p>
-            <w:pPr>
-              <w:spacing w:line="360" w:lineRule="auto"/>
-            </w:pPr>
-            <w:r>
-              <w:t>Documento que define a estratégia global de validação</w:t>
-            </w:r>
-          </w:p>
-        </w:tc>
-      </w:tr>
-      <w:tr>
-        <w:tc>
-          <w:tcPr>
-            <w:tcW w:w="1271" w:type="dxa"/>
-            <w:hideMark/>
-          </w:tcPr>
-          <w:p>
-            <w:pPr>
-              <w:spacing w:line="360" w:lineRule="auto"/>
-            </w:pPr>
-            <w:r>
-              <w:t>SNCM</w:t>
-            </w:r>
-          </w:p>
-        </w:tc>
-        <w:tc>
-          <w:tcPr>
-            <w:tcW w:w="4502" w:type="dxa"/>
-            <w:hideMark/>
-          </w:tcPr>
-          <w:p>
-            <w:pPr>
-              <w:spacing w:line="360" w:lineRule="auto"/>
-            </w:pPr>
-            <w:r>
-              <w:t>Sistema Nacional de Controle de Medicamentos</w:t>
-            </w:r>
-          </w:p>
-        </w:tc>
-        <w:tc>
-          <w:tcPr>
-            <w:tcW w:w="0" w:type="auto"/>
-            <w:hideMark/>
-          </w:tcPr>
-          <w:p>
-            <w:pPr>
-              <w:spacing w:line="360" w:lineRule="auto"/>
-            </w:pPr>
-            <w:r>
-              <w:t>Sistema brasileiro de rastreabilidade de medicamentos</w:t>
-            </w:r>
-          </w:p>
-        </w:tc>
-      </w:tr>
-      <w:tr>
-        <w:tc>
-          <w:tcPr>
-            <w:tcW w:w="1271" w:type="dxa"/>
-            <w:hideMark/>
-          </w:tcPr>
-          <w:p>
-            <w:pPr>
-              <w:spacing w:line="360" w:lineRule="auto"/>
-            </w:pPr>
-            <w:r>
-              <w:t>IUM</w:t>
-            </w:r>
-          </w:p>
-        </w:tc>
-        <w:tc>
-          <w:tcPr>
-            <w:tcW w:w="4502" w:type="dxa"/>
-            <w:hideMark/>
-          </w:tcPr>
-          <w:p>
-            <w:pPr>
-              <w:spacing w:line="360" w:lineRule="auto"/>
-            </w:pPr>
-            <w:r>
-              <w:t>Identificador Único de Medicamento</w:t>
-            </w:r>
-          </w:p>
-        </w:tc>
-        <w:tc>
-          <w:tcPr>
-            <w:tcW w:w="0" w:type="auto"/>
-            <w:hideMark/>
-          </w:tcPr>
-          <w:p>
-            <w:pPr>
-              <w:spacing w:line="360" w:lineRule="auto"/>
-            </w:pPr>
-            <w:r>
-              <w:t>Código único utilizado na serialização de medicamentos</w:t>
-            </w:r>
-          </w:p>
-        </w:tc>
-      </w:tr>
-      <w:tr>
-        <w:tc>
-          <w:tcPr>
-            <w:tcW w:w="1271" w:type="dxa"/>
-            <w:hideMark/>
-          </w:tcPr>
-          <w:p>
-            <w:pPr>
-              <w:spacing w:line="360" w:lineRule="auto"/>
-            </w:pPr>
-            <w:r>
-              <w:t>XML</w:t>
-            </w:r>
-          </w:p>
-        </w:tc>
-        <w:tc>
-          <w:tcPr>
-            <w:tcW w:w="4502" w:type="dxa"/>
-            <w:hideMark/>
-          </w:tcPr>
-          <w:p>
-            <w:pPr>
-              <w:spacing w:line="360" w:lineRule="auto"/>
-            </w:pPr>
-            <w:r>
-              <w:t>Extensible Markup Language</w:t>
-            </w:r>
-          </w:p>
-        </w:tc>
-        <w:tc>
-          <w:tcPr>
-            <w:tcW w:w="0" w:type="auto"/>
-            <w:hideMark/>
-          </w:tcPr>
-          <w:p>
-            <w:pPr>
-              <w:spacing w:line="360" w:lineRule="auto"/>
-            </w:pPr>
-            <w:r>
-              <w:t>Linguagem de marcação extensível para troca de dados</w:t>
-            </w:r>
-          </w:p>
-        </w:tc>
-      </w:tr>
-      <w:tr>
-        <w:tc>
-          <w:tcPr>
-            <w:tcW w:w="1271" w:type="dxa"/>
-            <w:hideMark/>
-          </w:tcPr>
-          <w:p>
-            <w:pPr>
-              <w:spacing w:line="360" w:lineRule="auto"/>
-            </w:pPr>
-            <w:r>
-              <w:t>FDA</w:t>
-            </w:r>
-          </w:p>
-        </w:tc>
-        <w:tc>
-          <w:tcPr>
-            <w:tcW w:w="4502" w:type="dxa"/>
-            <w:hideMark/>
-          </w:tcPr>
-          <w:p>
-            <w:pPr>
-              <w:spacing w:line="360" w:lineRule="auto"/>
-            </w:pPr>
-            <w:r>
-              <w:t>Food and Drug Administration</w:t>
-            </w:r>
-          </w:p>
-        </w:tc>
-        <w:tc>
-          <w:tcPr>
-            <w:tcW w:w="0" w:type="auto"/>
-            <w:hideMark/>
-          </w:tcPr>
-          <w:p>
-            <w:pPr>
-              <w:spacing w:line="360" w:lineRule="auto"/>
-            </w:pPr>
-            <w:r>
-              <w:t>Agência reguladora de alimentos e medicamentos dos Estados Unidos</w:t>
-            </w:r>
-          </w:p>
-        </w:tc>
-      </w:tr>
-      <w:tr>
-        <w:tc>
-          <w:tcPr>
-            <w:tcW w:w="1271" w:type="dxa"/>
-            <w:hideMark/>
-          </w:tcPr>
-          <w:p>
-            <w:pPr>
-              <w:spacing w:line="360" w:lineRule="auto"/>
-            </w:pPr>
-            <w:r>
-              <w:t>OMS</w:t>
-            </w:r>
-          </w:p>
-        </w:tc>
-        <w:tc>
-          <w:tcPr>
-            <w:tcW w:w="4502" w:type="dxa"/>
-            <w:hideMark/>
-          </w:tcPr>
-          <w:p>
-            <w:pPr>
-              <w:spacing w:line="360" w:lineRule="auto"/>
-            </w:pPr>
-            <w:r>
-              <w:t>Organização Mundial da Saúde</w:t>
-            </w:r>
-          </w:p>
-        </w:tc>
-        <w:tc>
-          <w:tcPr>
-            <w:tcW w:w="0" w:type="auto"/>
-            <w:hideMark/>
-          </w:tcPr>
-          <w:p>
-            <w:pPr>
-              <w:spacing w:line="360" w:lineRule="auto"/>
-            </w:pPr>
-            <w:r>
-              <w:t>Organização Mundial da Saúde</w:t>
-            </w:r>
-          </w:p>
-        </w:tc>
-      </w:tr>
-      <w:tr>
-        <w:tc>
-          <w:tcPr>
-            <w:tcW w:w="1271" w:type="dxa"/>
-            <w:hideMark/>
-          </w:tcPr>
-          <w:p>
-            <w:pPr>
-              <w:spacing w:line="360" w:lineRule="auto"/>
-            </w:pPr>
-            <w:r>
-              <w:t>WHO</w:t>
-            </w:r>
-          </w:p>
-        </w:tc>
-        <w:tc>
-          <w:tcPr>
-            <w:tcW w:w="4502" w:type="dxa"/>
-            <w:hideMark/>
-          </w:tcPr>
-          <w:p>
-            <w:pPr>
-              <w:spacing w:line="360" w:lineRule="auto"/>
-            </w:pPr>
-            <w:r>
-              <w:t>World Health Organization</w:t>
-            </w:r>
-          </w:p>
-        </w:tc>
-        <w:tc>
-          <w:tcPr>
-            <w:tcW w:w="0" w:type="auto"/>
-            <w:hideMark/>
-          </w:tcPr>
-          <w:p>
-            <w:pPr>
-              <w:spacing w:line="360" w:lineRule="auto"/>
-            </w:pPr>
-            <w:r>
-              <w:t>Organização Mundial da Saúde</w:t>
-            </w:r>
-          </w:p>
-        </w:tc>
-      </w:tr>
-      <w:tr>
-        <w:tc>
-          <w:tcPr>
-            <w:tcW w:w="1271" w:type="dxa"/>
-            <w:hideMark/>
-          </w:tcPr>
-          <w:p>
-            <w:pPr>
-              <w:spacing w:line="360" w:lineRule="auto"/>
-            </w:pPr>
-            <w:r>
-              <w:t>ALCOA+</w:t>
-            </w:r>
-          </w:p>
-        </w:tc>
-        <w:tc>
-          <w:tcPr>
-            <w:tcW w:w="4502" w:type="dxa"/>
-            <w:hideMark/>
-          </w:tcPr>
-          <w:p>
-            <w:pPr>
-              <w:spacing w:line="360" w:lineRule="auto"/>
-              <w:rPr>
-                <w:lang w:val="en-US"/>
-              </w:rPr>
-            </w:pPr>
-            <w:r>
-              <w:rPr>
-                <w:lang w:val="en-US"/>
-              </w:rPr>
-              <w:t>Attributable, Legible, Contemporaneous, Original, Accurate (+ Complete, Consistent, Enduring, Available)</w:t>
-            </w:r>
-          </w:p>
-        </w:tc>
-        <w:tc>
-          <w:tcPr>
-            <w:tcW w:w="0" w:type="auto"/>
-            <w:hideMark/>
-          </w:tcPr>
-          <w:p>
-            <w:pPr>
-              <w:spacing w:line="360" w:lineRule="auto"/>
-            </w:pPr>
-            <w:r>
-              <w:t>Princípios de Integridade de Dados</w:t>
-            </w:r>
-          </w:p>
-        </w:tc>
-      </w:tr>
-      <w:tr>
-        <w:tc>
-          <w:tcPr>
-            <w:tcW w:w="1271" w:type="dxa"/>
-            <w:hideMark/>
-          </w:tcPr>
-          <w:p>
-            <w:pPr>
-              <w:spacing w:line="360" w:lineRule="auto"/>
-            </w:pPr>
-            <w:r>
-              <w:t>GxP</w:t>
-            </w:r>
-          </w:p>
-        </w:tc>
-        <w:tc>
-          <w:tcPr>
-            <w:tcW w:w="4502" w:type="dxa"/>
-            <w:hideMark/>
-          </w:tcPr>
-          <w:p>
-            <w:pPr>
-              <w:spacing w:line="360" w:lineRule="auto"/>
-            </w:pPr>
-            <w:r>
-              <w:t>Good Practices</w:t>
-            </w:r>
-          </w:p>
-        </w:tc>
-        <w:tc>
-          <w:tcPr>
-            <w:tcW w:w="0" w:type="auto"/>
-            <w:hideMark/>
-          </w:tcPr>
-          <w:p>
-            <w:pPr>
-              <w:spacing w:line="360" w:lineRule="auto"/>
-            </w:pPr>
-            <w:r>
-              <w:t>Conjunto de Boas Práticas aplicáveis ao ambiente regulado</w:t>
-            </w:r>
-          </w:p>
-        </w:tc>
-      </w:tr>
-      <w:tr>
-        <w:tc>
-          <w:tcPr>
-            <w:tcW w:w="1271" w:type="dxa"/>
-            <w:hideMark/>
-          </w:tcPr>
-          <w:p>
-            <w:pPr>
-              <w:spacing w:line="360" w:lineRule="auto"/>
-            </w:pPr>
-            <w:r>
-              <w:t>ICH</w:t>
-            </w:r>
-          </w:p>
-        </w:tc>
-        <w:tc>
-          <w:tcPr>
-            <w:tcW w:w="4502" w:type="dxa"/>
-            <w:hideMark/>
-          </w:tcPr>
-          <w:p>
-            <w:pPr>
-              <w:spacing w:line="360" w:lineRule="auto"/>
-            </w:pPr>
-            <w:r>
-              <w:t>International Council for Harmonisation</w:t>
-            </w:r>
-          </w:p>
-        </w:tc>
-        <w:tc>
-          <w:tcPr>
-            <w:tcW w:w="0" w:type="auto"/>
-            <w:hideMark/>
-          </w:tcPr>
-          <w:p>
-            <w:pPr>
-              <w:spacing w:line="360" w:lineRule="auto"/>
-            </w:pPr>
-            <w:r>
-              <w:t>Conselho Internacional para Harmonização de Requisitos Técnicos</w:t>
-            </w:r>
-          </w:p>
-        </w:tc>
-      </w:tr>
-      <w:tr>
-        <w:tc>
-          <w:tcPr>
-            <w:tcW w:w="1271" w:type="dxa"/>
-            <w:hideMark/>
-          </w:tcPr>
-          <w:p>
-            <w:pPr>
-              <w:spacing w:line="360" w:lineRule="auto"/>
-            </w:pPr>
-            <w:r>
-              <w:t>QMS</w:t>
-            </w:r>
-          </w:p>
-        </w:tc>
-        <w:tc>
-          <w:tcPr>
-            <w:tcW w:w="4502" w:type="dxa"/>
-            <w:hideMark/>
-          </w:tcPr>
-          <w:p>
-            <w:pPr>
-              <w:spacing w:line="360" w:lineRule="auto"/>
-            </w:pPr>
-            <w:r>
-              <w:t>Quality Management System</w:t>
-            </w:r>
-          </w:p>
-        </w:tc>
-        <w:tc>
-          <w:tcPr>
-            <w:tcW w:w="0" w:type="auto"/>
-            <w:hideMark/>
-          </w:tcPr>
-          <w:p>
-            <w:pPr>
-              <w:spacing w:line="360" w:lineRule="auto"/>
-            </w:pPr>
-            <w:r>
-              <w:t>Sistema de Gestão da Qualidade</w:t>
-            </w:r>
-          </w:p>
-        </w:tc>
-      </w:tr>
-      <w:tr>
-        <w:tc>
-          <w:tcPr>
-            <w:tcW w:w="1271" w:type="dxa"/>
-            <w:hideMark/>
-          </w:tcPr>
-          <w:p>
-            <w:pPr>
-              <w:spacing w:line="360" w:lineRule="auto"/>
-            </w:pPr>
-            <w:r>
-              <w:t>QA</w:t>
-            </w:r>
-          </w:p>
-        </w:tc>
-        <w:tc>
-          <w:tcPr>
-            <w:tcW w:w="4502" w:type="dxa"/>
-            <w:hideMark/>
-          </w:tcPr>
-          <w:p>
-            <w:pPr>
-              <w:spacing w:line="360" w:lineRule="auto"/>
-            </w:pPr>
-            <w:r>
-              <w:t>Quality Assurance</w:t>
-            </w:r>
-          </w:p>
-        </w:tc>
-        <w:tc>
-          <w:tcPr>
-            <w:tcW w:w="0" w:type="auto"/>
-            <w:hideMark/>
-          </w:tcPr>
-          <w:p>
-            <w:pPr>
-              <w:spacing w:line="360" w:lineRule="auto"/>
-            </w:pPr>
-            <w:r>
-              <w:t>Garantia da Qualidade</w:t>
-            </w:r>
-          </w:p>
-        </w:tc>
-      </w:tr>
-      <w:tr>
-        <w:tc>
-          <w:tcPr>
-            <w:tcW w:w="1271" w:type="dxa"/>
-            <w:hideMark/>
-          </w:tcPr>
-          <w:p>
-            <w:pPr>
-              <w:spacing w:line="360" w:lineRule="auto"/>
-            </w:pPr>
-            <w:r>
-              <w:t>QC</w:t>
-            </w:r>
-          </w:p>
-        </w:tc>
-        <w:tc>
-          <w:tcPr>
-            <w:tcW w:w="4502" w:type="dxa"/>
-            <w:hideMark/>
-          </w:tcPr>
-          <w:p>
-            <w:pPr>
-              <w:spacing w:line="360" w:lineRule="auto"/>
-            </w:pPr>
-            <w:r>
-              <w:t>Quality Control</w:t>
-            </w:r>
-          </w:p>
-        </w:tc>
-        <w:tc>
-          <w:tcPr>
-            <w:tcW w:w="0" w:type="auto"/>
-            <w:hideMark/>
-          </w:tcPr>
-          <w:p>
-            <w:pPr>
-              <w:spacing w:line="360" w:lineRule="auto"/>
-            </w:pPr>
-            <w:r>
-              <w:t>Controle da Qualidade</w:t>
-            </w:r>
-          </w:p>
-        </w:tc>
-      </w:tr>
-      <w:tr>
-        <w:tc>
-          <w:tcPr>
-            <w:tcW w:w="1271" w:type="dxa"/>
-            <w:hideMark/>
-          </w:tcPr>
-          <w:p>
-            <w:pPr>
-              <w:spacing w:line="360" w:lineRule="auto"/>
-            </w:pPr>
-            <w:r>
-              <w:t>SLA</w:t>
-            </w:r>
-          </w:p>
-        </w:tc>
-        <w:tc>
-          <w:tcPr>
-            <w:tcW w:w="4502" w:type="dxa"/>
-            <w:hideMark/>
-          </w:tcPr>
-          <w:p>
-            <w:pPr>
-              <w:spacing w:line="360" w:lineRule="auto"/>
-            </w:pPr>
-            <w:r>
-              <w:t>Service Level Agreement</w:t>
-            </w:r>
-          </w:p>
-        </w:tc>
-        <w:tc>
-          <w:tcPr>
-            <w:tcW w:w="0" w:type="auto"/>
-            <w:hideMark/>
-          </w:tcPr>
-          <w:p>
-            <w:pPr>
-              <w:spacing w:line="360" w:lineRule="auto"/>
-            </w:pPr>
-            <w:r>
-              <w:t>Acordo de Nível de Serviço</w:t>
-            </w:r>
-          </w:p>
-        </w:tc>
-      </w:tr>
-      <w:tr>
-        <w:tc>
-          <w:tcPr>
-            <w:tcW w:w="1271" w:type="dxa"/>
-            <w:hideMark/>
-          </w:tcPr>
-          <w:p>
-            <w:pPr>
-              <w:spacing w:line="360" w:lineRule="auto"/>
-            </w:pPr>
-            <w:r>
-              <w:t>Audit Trail</w:t>
-            </w:r>
-          </w:p>
-        </w:tc>
-        <w:tc>
-          <w:tcPr>
-            <w:tcW w:w="4502" w:type="dxa"/>
-            <w:hideMark/>
-          </w:tcPr>
-          <w:p>
-            <w:pPr>
-              <w:spacing w:line="360" w:lineRule="auto"/>
-            </w:pPr>
-            <w:r>
-              <w:t>Audit Trail</w:t>
-            </w:r>
-          </w:p>
-        </w:tc>
-        <w:tc>
-          <w:tcPr>
-            <w:tcW w:w="0" w:type="auto"/>
-            <w:hideMark/>
-          </w:tcPr>
-          <w:p>
-            <w:pPr>
-              <w:spacing w:line="360" w:lineRule="auto"/>
-            </w:pPr>
-            <w:r>
-              <w:t>Trilha de Auditoria</w:t>
-            </w:r>
-          </w:p>
-        </w:tc>
-      </w:tr>
-      <w:tr>
-        <w:tc>
-          <w:tcPr>
-            <w:tcW w:w="1271" w:type="dxa"/>
-            <w:hideMark/>
-          </w:tcPr>
-          <w:p>
-            <w:pPr>
-              <w:spacing w:line="360" w:lineRule="auto"/>
-            </w:pPr>
-            <w:r>
-              <w:t>GAMP</w:t>
-            </w:r>
-          </w:p>
-        </w:tc>
-        <w:tc>
-          <w:tcPr>
-            <w:tcW w:w="4502" w:type="dxa"/>
-            <w:hideMark/>
-          </w:tcPr>
-          <w:p>
-            <w:pPr>
-              <w:spacing w:line="360" w:lineRule="auto"/>
-            </w:pPr>
-            <w:r>
-              <w:t>Good Automated Manufacturing Practice</w:t>
-            </w:r>
-          </w:p>
-        </w:tc>
-        <w:tc>
-          <w:tcPr>
-            <w:tcW w:w="0" w:type="auto"/>
-            <w:hideMark/>
-          </w:tcPr>
-          <w:p>
-            <w:pPr>
-              <w:spacing w:line="360" w:lineRule="auto"/>
-            </w:pPr>
-            <w:r>
-              <w:t>Guia internacional de validação de sistemas computadorizados (categorias de software)</w:t>
-            </w:r>
-          </w:p>
-        </w:tc>
-      </w:tr>
-      <w:tr>
-        <w:tc>
-          <w:tcPr>
-            <w:tcW w:w="1271" w:type="dxa"/>
-            <w:hideMark/>
-          </w:tcPr>
-          <w:p>
-            <w:pPr>
-              <w:spacing w:line="360" w:lineRule="auto"/>
-            </w:pPr>
-            <w:r>
-              <w:t>RN</w:t>
-            </w:r>
-          </w:p>
-        </w:tc>
-        <w:tc>
-          <w:tcPr>
-            <w:tcW w:w="4502" w:type="dxa"/>
-            <w:hideMark/>
-          </w:tcPr>
-          <w:p>
-            <w:pPr>
-              <w:spacing w:line="360" w:lineRule="auto"/>
-            </w:pPr>
-            <w:r>
-              <w:t>Regra de Negócio</w:t>
-            </w:r>
-          </w:p>
-        </w:tc>
-        <w:tc>
-          <w:tcPr>
-            <w:tcW w:w="0" w:type="auto"/>
-            <w:hideMark/>
-          </w:tcPr>
-          <w:p>
-            <w:pPr>
-              <w:spacing w:line="360" w:lineRule="auto"/>
-            </w:pPr>
-            <w:r>
-              <w:t>Regra que o sistema deve cumprir, identificada como RN-PRI-nnn</w:t>
-            </w:r>
-          </w:p>
-        </w:tc>
-      </w:tr>
-      <w:tr>
-        <w:tc>
-          <w:tcPr>
-            <w:tcW w:w="1271" w:type="dxa"/>
-            <w:hideMark/>
-          </w:tcPr>
-          <w:p>
-            <w:pPr>
-              <w:spacing w:line="360" w:lineRule="auto"/>
-            </w:pPr>
-            <w:r>
-              <w:t>RF / RNF</w:t>
-            </w:r>
-          </w:p>
-        </w:tc>
-        <w:tc>
-          <w:tcPr>
-            <w:tcW w:w="4502" w:type="dxa"/>
-            <w:hideMark/>
-          </w:tcPr>
-          <w:p>
-            <w:pPr>
-              <w:spacing w:line="360" w:lineRule="auto"/>
-            </w:pPr>
-            <w:r>
-              <w:t>Requisito Funcional / Não Funcional</w:t>
-            </w:r>
-          </w:p>
-        </w:tc>
-        <w:tc>
-          <w:tcPr>
-            <w:tcW w:w="0" w:type="auto"/>
-            <w:hideMark/>
-          </w:tcPr>
-          <w:p>
-            <w:pPr>
-              <w:spacing w:line="360" w:lineRule="auto"/>
-            </w:pPr>
-            <w:r>
-              <w:t>O que a nova versão deve fazer / como deve fazer (segurança, auditoria, desempenho)</w:t>
-            </w:r>
-          </w:p>
-        </w:tc>
-      </w:tr>
-      <w:tr>
-        <w:tc>
-          <w:tcPr>
-            <w:tcW w:w="1271" w:type="dxa"/>
-            <w:hideMark/>
-          </w:tcPr>
-          <w:p>
-            <w:pPr>
-              <w:spacing w:line="360" w:lineRule="auto"/>
-            </w:pPr>
-            <w:r>
-              <w:t>CT</w:t>
-            </w:r>
-          </w:p>
-        </w:tc>
-        <w:tc>
-          <w:tcPr>
-            <w:tcW w:w="4502" w:type="dxa"/>
-            <w:hideMark/>
-          </w:tcPr>
-          <w:p>
-            <w:pPr>
-              <w:spacing w:line="360" w:lineRule="auto"/>
-            </w:pPr>
-            <w:r>
-              <w:t>Caso de Teste</w:t>
-            </w:r>
-          </w:p>
-        </w:tc>
-        <w:tc>
-          <w:tcPr>
-            <w:tcW w:w="0" w:type="auto"/>
-            <w:hideMark/>
-          </w:tcPr>
-          <w:p>
-            <w:pPr>
-              <w:spacing w:line="360" w:lineRule="auto"/>
-            </w:pPr>
-            <w:r>
-              <w:t>Teste com passos e resultado esperado, identificado como CT-PRI-nnn</w:t>
-            </w:r>
-          </w:p>
-        </w:tc>
-      </w:tr>
-      <w:tr>
-        <w:tc>
-          <w:tcPr>
-            <w:tcW w:w="1271" w:type="dxa"/>
-            <w:hideMark/>
-          </w:tcPr>
-          <w:p>
-            <w:pPr>
-              <w:spacing w:line="360" w:lineRule="auto"/>
-            </w:pPr>
-            <w:r>
-              <w:t>DV</w:t>
-            </w:r>
-          </w:p>
-        </w:tc>
-        <w:tc>
-          <w:tcPr>
-            <w:tcW w:w="4502" w:type="dxa"/>
-            <w:hideMark/>
-          </w:tcPr>
-          <w:p>
-            <w:pPr>
-              <w:spacing w:line="360" w:lineRule="auto"/>
-            </w:pPr>
-            <w:r>
-              <w:t>Desvio</w:t>
-            </w:r>
-          </w:p>
-        </w:tc>
-        <w:tc>
-          <w:tcPr>
-            <w:tcW w:w="0" w:type="auto"/>
-            <w:hideMark/>
-          </w:tcPr>
-          <w:p>
-            <w:pPr>
-              <w:spacing w:line="360" w:lineRule="auto"/>
-            </w:pPr>
-            <w:r>
-              <w:t>Diferença entre o resultado esperado e o obtido nos testes, identificado como DV-PRI-nnn</w:t>
-            </w:r>
-          </w:p>
-        </w:tc>
-      </w:tr>
-      <w:tr>
-        <w:tc>
-          <w:tcPr>
-            <w:tcW w:w="1271" w:type="dxa"/>
-            <w:hideMark/>
-          </w:tcPr>
-          <w:p>
-            <w:pPr>
-              <w:spacing w:line="360" w:lineRule="auto"/>
-            </w:pPr>
-            <w:r>
-              <w:t>SEG</w:t>
-            </w:r>
-          </w:p>
-        </w:tc>
-        <w:tc>
-          <w:tcPr>
-            <w:tcW w:w="4502" w:type="dxa"/>
-            <w:hideMark/>
-          </w:tcPr>
-          <w:p>
-            <w:pPr>
-              <w:spacing w:line="360" w:lineRule="auto"/>
-            </w:pPr>
-            <w:r>
-              <w:t>Achado de Segurança</w:t>
-            </w:r>
-          </w:p>
-        </w:tc>
-        <w:tc>
-          <w:tcPr>
-            <w:tcW w:w="0" w:type="auto"/>
-            <w:hideMark/>
-          </w:tcPr>
-          <w:p>
-            <w:pPr>
-              <w:spacing w:line="360" w:lineRule="auto"/>
-            </w:pPr>
-            <w:r>
-              <w:t>Fragilidade de segurança encontrada no código, identificada como SEG-PRI-nn</w:t>
-            </w:r>
-          </w:p>
-        </w:tc>
-      </w:tr>
-      <w:tr>
-        <w:tc>
-          <w:tcPr>
-            <w:tcW w:w="1271" w:type="dxa"/>
-            <w:hideMark/>
-          </w:tcPr>
-          <w:p>
-            <w:pPr>
-              <w:spacing w:line="360" w:lineRule="auto"/>
-            </w:pPr>
-            <w:r>
-              <w:t>SSO</w:t>
-            </w:r>
-          </w:p>
-        </w:tc>
-        <w:tc>
-          <w:tcPr>
-            <w:tcW w:w="4502" w:type="dxa"/>
-            <w:hideMark/>
-          </w:tcPr>
-          <w:p>
-            <w:pPr>
-              <w:spacing w:line="360" w:lineRule="auto"/>
-            </w:pPr>
-            <w:r>
-              <w:t>Single Sign-On</w:t>
-            </w:r>
-          </w:p>
-        </w:tc>
-        <w:tc>
-          <w:tcPr>
-            <w:tcW w:w="0" w:type="auto"/>
-            <w:hideMark/>
-          </w:tcPr>
-          <w:p>
-            <w:pPr>
-              <w:spacing w:line="360" w:lineRule="auto"/>
-            </w:pPr>
-            <w:r>
-              <w:t>Login único: um acesso vale para todos os módulos</w:t>
-            </w:r>
-          </w:p>
-        </w:tc>
-      </w:tr>
-      <w:tr>
-        <w:tc>
-          <w:tcPr>
-            <w:tcW w:w="1271" w:type="dxa"/>
-            <w:hideMark/>
-          </w:tcPr>
-          <w:p>
-            <w:pPr>
-              <w:spacing w:line="360" w:lineRule="auto"/>
-            </w:pPr>
-            <w:r>
-              <w:t>DBA</w:t>
-            </w:r>
-          </w:p>
-        </w:tc>
-        <w:tc>
-          <w:tcPr>
-            <w:tcW w:w="4502" w:type="dxa"/>
-            <w:hideMark/>
-          </w:tcPr>
-          <w:p>
-            <w:pPr>
-              <w:spacing w:line="360" w:lineRule="auto"/>
-            </w:pPr>
-            <w:r>
-              <w:t>Database Administrator</w:t>
-            </w:r>
-          </w:p>
-        </w:tc>
-        <w:tc>
-          <w:tcPr>
-            <w:tcW w:w="0" w:type="auto"/>
-            <w:hideMark/>
-          </w:tcPr>
-          <w:p>
-            <w:pPr>
-              <w:spacing w:line="360" w:lineRule="auto"/>
-            </w:pPr>
-            <w:r>
-              <w:t>Administrador do banco de dados</w:t>
-            </w:r>
-          </w:p>
-        </w:tc>
-      </w:tr>
-      <w:tr>
-        <w:tc>
-          <w:tcPr>
-            <w:tcW w:w="1271" w:type="dxa"/>
-            <w:hideMark/>
-          </w:tcPr>
-          <w:p>
-            <w:pPr>
-              <w:spacing w:line="360" w:lineRule="auto"/>
-            </w:pPr>
-            <w:r>
-              <w:t>LGPD</w:t>
-            </w:r>
-          </w:p>
-        </w:tc>
-        <w:tc>
-          <w:tcPr>
-            <w:tcW w:w="4502" w:type="dxa"/>
-            <w:hideMark/>
-          </w:tcPr>
-          <w:p>
-            <w:pPr>
-              <w:spacing w:line="360" w:lineRule="auto"/>
-            </w:pPr>
-            <w:r>
-              <w:t>Lei Geral de Proteção de Dados</w:t>
-            </w:r>
-          </w:p>
-        </w:tc>
-        <w:tc>
-          <w:tcPr>
-            <w:tcW w:w="0" w:type="auto"/>
-            <w:hideMark/>
-          </w:tcPr>
-          <w:p>
-            <w:pPr>
-              <w:spacing w:line="360" w:lineRule="auto"/>
-            </w:pPr>
-            <w:r>
-              <w:t>Lei nº 13.709/2018, sobre dados pessoais</w:t>
-            </w:r>
-          </w:p>
-        </w:tc>
-      </w:tr>
-    </w:tbl>
-    <w:p/>
-    <w:p>
-      <w:pPr>
-        <w:widowControl/>
-        <w:overflowPunct/>
-        <w:spacing w:before="0" w:after="0"/>
-        <w:jc w:val="left"/>
-        <w:rPr>
-          <w:color w:val="000000" w:themeColor="text1"/>
-        </w:rPr>
-      </w:pPr>
     </w:p>
     <w:p>
       <w:pPr>
@@ -3437,7 +46,7 @@
           <w:right w:val="single" w:sz="4" w:space="4" w:color="000000"/>
         </w:pBdr>
         <w:shd w:val="clear" w:color="auto" w:fill="F2F2F2"/>
-        <w:spacing w:before="0" w:after="0"/>
+        <w:spacing w:before="200" w:after="0"/>
         <w:ind w:left="0" w:right="170" w:firstLine="0"/>
         <w:outlineLvl w:val="0"/>
         <w:rPr>
@@ -3456,7 +65,7 @@
     <w:p>
       <w:pPr>
         <w:keepNext/>
-        <w:spacing w:after="0" w:line="360" w:lineRule="auto"/>
+        <w:spacing w:after="0" w:line="252" w:lineRule="auto"/>
       </w:pPr>
     </w:p>
     <w:p>
@@ -3468,7 +77,7 @@
           <w:numId w:val="1"/>
         </w:numPr>
         <w:overflowPunct/>
-        <w:spacing w:before="100" w:beforeAutospacing="1" w:after="0" w:afterAutospacing="1" w:line="360" w:lineRule="auto"/>
+        <w:spacing w:before="100" w:beforeAutospacing="1" w:after="0" w:afterAutospacing="1" w:line="252" w:lineRule="auto"/>
         <w:jc w:val="left"/>
         <w:outlineLvl w:val="1"/>
         <w:rPr>
@@ -3488,7 +97,7 @@
     </w:p>
     <w:p>
       <w:pPr>
-        <w:spacing w:after="0" w:line="360" w:lineRule="auto"/>
+        <w:spacing w:after="0" w:line="252" w:lineRule="auto"/>
         <w:rPr>
           <w:szCs w:val="20"/>
         </w:rPr>
@@ -3517,7 +126,7 @@
           <w:numId w:val="1"/>
         </w:numPr>
         <w:overflowPunct/>
-        <w:spacing w:before="100" w:beforeAutospacing="1" w:after="0" w:afterAutospacing="1" w:line="360" w:lineRule="auto"/>
+        <w:spacing w:before="100" w:beforeAutospacing="1" w:after="0" w:afterAutospacing="1" w:line="252" w:lineRule="auto"/>
         <w:jc w:val="left"/>
         <w:outlineLvl w:val="1"/>
         <w:rPr>
@@ -3537,7 +146,7 @@
     </w:p>
     <w:p>
       <w:pPr>
-        <w:spacing w:after="0" w:line="360" w:lineRule="auto"/>
+        <w:spacing w:after="0" w:line="252" w:lineRule="auto"/>
         <w:rPr>
           <w:szCs w:val="20"/>
         </w:rPr>
@@ -3558,7 +167,7 @@
           <w:numId w:val="1"/>
         </w:numPr>
         <w:overflowPunct/>
-        <w:spacing w:before="100" w:beforeAutospacing="1" w:after="0" w:afterAutospacing="1" w:line="360" w:lineRule="auto"/>
+        <w:spacing w:before="100" w:beforeAutospacing="1" w:after="0" w:afterAutospacing="1" w:line="252" w:lineRule="auto"/>
         <w:jc w:val="left"/>
         <w:outlineLvl w:val="1"/>
         <w:rPr>
@@ -3582,7 +191,25 @@
           <w:ilvl w:val="0"/>
           <w:numId w:val="2"/>
         </w:numPr>
-        <w:spacing w:after="0" w:line="360" w:lineRule="auto"/>
+        <w:spacing w:after="0" w:line="252" w:lineRule="auto"/>
+        <w:rPr>
+          <w:szCs w:val="20"/>
+        </w:rPr>
+      </w:pPr>
+      <w:r>
+        <w:rPr>
+          <w:szCs w:val="20"/>
+        </w:rPr>
+        <w:t xml:space="preserve">O token de acesso não vai mais no endereço da página.</w:t>
+      </w:r>
+    </w:p>
+    <w:p>
+      <w:pPr>
+        <w:numPr>
+          <w:ilvl w:val="0"/>
+          <w:numId w:val="2"/>
+        </w:numPr>
+        <w:spacing w:after="0" w:line="252" w:lineRule="auto"/>
         <w:rPr>
           <w:szCs w:val="20"/>
         </w:rPr>
@@ -3600,7 +227,7 @@
           <w:ilvl w:val="0"/>
           <w:numId w:val="2"/>
         </w:numPr>
-        <w:spacing w:after="0" w:line="360" w:lineRule="auto"/>
+        <w:spacing w:after="0" w:line="252" w:lineRule="auto"/>
         <w:rPr>
           <w:szCs w:val="20"/>
         </w:rPr>
@@ -3618,7 +245,7 @@
           <w:ilvl w:val="0"/>
           <w:numId w:val="2"/>
         </w:numPr>
-        <w:spacing w:after="0" w:line="360" w:lineRule="auto"/>
+        <w:spacing w:after="0" w:line="252" w:lineRule="auto"/>
         <w:rPr>
           <w:szCs w:val="20"/>
         </w:rPr>
@@ -3636,7 +263,7 @@
           <w:ilvl w:val="0"/>
           <w:numId w:val="2"/>
         </w:numPr>
-        <w:spacing w:after="0" w:line="360" w:lineRule="auto"/>
+        <w:spacing w:after="0" w:line="252" w:lineRule="auto"/>
         <w:rPr>
           <w:szCs w:val="20"/>
         </w:rPr>
@@ -3657,7 +284,7 @@
           <w:numId w:val="1"/>
         </w:numPr>
         <w:overflowPunct/>
-        <w:spacing w:before="100" w:beforeAutospacing="1" w:after="0" w:afterAutospacing="1" w:line="360" w:lineRule="auto"/>
+        <w:spacing w:before="100" w:beforeAutospacing="1" w:after="0" w:afterAutospacing="1" w:line="252" w:lineRule="auto"/>
         <w:jc w:val="left"/>
         <w:outlineLvl w:val="1"/>
         <w:rPr>
@@ -4594,12 +1221,12 @@
     </w:tbl>
     <w:p>
       <w:pPr>
-        <w:spacing w:after="0" w:line="360" w:lineRule="auto"/>
+        <w:spacing w:after="0" w:line="252" w:lineRule="auto"/>
       </w:pPr>
     </w:p>
     <w:p>
       <w:pPr>
-        <w:spacing w:after="0" w:line="360" w:lineRule="auto"/>
+        <w:spacing w:after="0" w:line="252" w:lineRule="auto"/>
         <w:rPr>
           <w:szCs w:val="20"/>
         </w:rPr>
@@ -4620,7 +1247,7 @@
           <w:numId w:val="1"/>
         </w:numPr>
         <w:overflowPunct/>
-        <w:spacing w:before="100" w:beforeAutospacing="1" w:after="0" w:afterAutospacing="1" w:line="360" w:lineRule="auto"/>
+        <w:spacing w:before="100" w:beforeAutospacing="1" w:after="0" w:afterAutospacing="1" w:line="252" w:lineRule="auto"/>
         <w:jc w:val="left"/>
         <w:outlineLvl w:val="1"/>
         <w:rPr>
@@ -4640,7 +1267,7 @@
     </w:p>
     <w:p>
       <w:pPr>
-        <w:spacing w:after="0" w:line="360" w:lineRule="auto"/>
+        <w:spacing w:after="0" w:line="252" w:lineRule="auto"/>
         <w:rPr>
           <w:szCs w:val="20"/>
         </w:rPr>
@@ -4654,7 +1281,7 @@
     </w:p>
     <w:p>
       <w:pPr>
-        <w:spacing w:after="0" w:line="360" w:lineRule="auto"/>
+        <w:spacing w:after="0" w:line="252" w:lineRule="auto"/>
         <w:rPr>
           <w:szCs w:val="20"/>
         </w:rPr>
@@ -4675,7 +1302,7 @@
           <w:numId w:val="1"/>
         </w:numPr>
         <w:overflowPunct/>
-        <w:spacing w:before="100" w:beforeAutospacing="1" w:after="0" w:afterAutospacing="1" w:line="360" w:lineRule="auto"/>
+        <w:spacing w:before="100" w:beforeAutospacing="1" w:after="0" w:afterAutospacing="1" w:line="252" w:lineRule="auto"/>
         <w:jc w:val="left"/>
         <w:outlineLvl w:val="1"/>
         <w:rPr>
@@ -4695,7 +1322,7 @@
     </w:p>
     <w:p>
       <w:pPr>
-        <w:spacing w:after="0" w:line="360" w:lineRule="auto"/>
+        <w:spacing w:after="0" w:line="252" w:lineRule="auto"/>
         <w:rPr>
           <w:szCs w:val="20"/>
         </w:rPr>
@@ -5044,7 +1671,7 @@
             <w:t>LabMedSys</w:t>
           </w:r>
           <w:r>
-            <w:t xml:space="preserve"> – Módulo Principal – Parecer da versão nova do Principal</w:t>
+            <w:t xml:space="preserve"> – Módulo Principal – Parecer da versão nova</w:t>
           </w:r>
         </w:p>
       </w:tc>
